--- a/Cotizacion_LuminaWeb.docx
+++ b/Cotizacion_LuminaWeb.docx
@@ -4,171 +4,2886 @@
   <w:body>
     <w:p>
       <w:pPr>
-        <w:pStyle w:val="Ttulo1"/>
+        <w:jc w:val="center"/>
         <w:rPr>
-          <w:rFonts w:ascii="Times New Roman" w:hAnsi="Times New Roman" w:cs="Times New Roman"/>
-          <w:color w:val="auto"/>
+          <w:rFonts w:ascii="Times New Roman" w:eastAsiaTheme="majorEastAsia" w:hAnsi="Times New Roman" w:cs="Times New Roman"/>
+          <w:b/>
+          <w:bCs/>
+          <w:sz w:val="28"/>
+          <w:szCs w:val="28"/>
+          <w:u w:val="single"/>
+          <w:lang w:val="es-419"/>
         </w:rPr>
       </w:pPr>
       <w:r>
         <w:rPr>
-          <w:rFonts w:ascii="Times New Roman" w:hAnsi="Times New Roman" w:cs="Times New Roman"/>
-          <w:color w:val="auto"/>
+          <w:rFonts w:ascii="Times New Roman" w:eastAsiaTheme="majorEastAsia" w:hAnsi="Times New Roman" w:cs="Times New Roman"/>
+          <w:b/>
+          <w:bCs/>
+          <w:sz w:val="28"/>
+          <w:szCs w:val="28"/>
+          <w:u w:val="single"/>
+          <w:lang w:val="es-419"/>
         </w:rPr>
-        <w:t>Cotización Profesional - LuminaWeb</w:t>
+        <w:t>COTIZACIÓN EJECUTIVA DE DESARROLLO WEB</w:t>
+      </w:r>
+      <w:r>
+        <w:rPr>
+          <w:rFonts w:ascii="Times New Roman" w:eastAsiaTheme="majorEastAsia" w:hAnsi="Times New Roman" w:cs="Times New Roman"/>
+          <w:b/>
+          <w:bCs/>
+          <w:sz w:val="28"/>
+          <w:szCs w:val="28"/>
+          <w:u w:val="single"/>
+          <w:lang w:val="es-419"/>
+        </w:rPr>
+        <w:t xml:space="preserve"> </w:t>
+      </w:r>
+      <w:r>
+        <w:rPr>
+          <w:rFonts w:ascii="Times New Roman" w:eastAsiaTheme="majorEastAsia" w:hAnsi="Times New Roman" w:cs="Times New Roman"/>
+          <w:b/>
+          <w:bCs/>
+          <w:sz w:val="28"/>
+          <w:szCs w:val="28"/>
+          <w:u w:val="single"/>
+          <w:lang w:val="es-419"/>
+        </w:rPr>
+        <w:t>LUMORYX</w:t>
       </w:r>
     </w:p>
     <w:p>
       <w:pPr>
+        <w:tabs>
+          <w:tab w:val="num" w:pos="720"/>
+        </w:tabs>
+        <w:jc w:val="center"/>
+        <w:rPr>
+          <w:rFonts w:ascii="Times New Roman" w:eastAsiaTheme="majorEastAsia" w:hAnsi="Times New Roman" w:cs="Times New Roman"/>
+          <w:b/>
+          <w:bCs/>
+          <w:sz w:val="20"/>
+          <w:szCs w:val="20"/>
+          <w:lang w:val="es-419"/>
+        </w:rPr>
+      </w:pPr>
+      <w:r>
+        <w:rPr>
+          <w:rFonts w:ascii="Times New Roman" w:eastAsiaTheme="majorEastAsia" w:hAnsi="Times New Roman" w:cs="Times New Roman"/>
+          <w:b/>
+          <w:bCs/>
+          <w:sz w:val="20"/>
+          <w:szCs w:val="20"/>
+          <w:lang w:val="es-419"/>
+        </w:rPr>
+        <w:t>Transformamos ideas en experiencias digitales</w:t>
+      </w:r>
+    </w:p>
+    <w:p>
+      <w:pPr>
+        <w:tabs>
+          <w:tab w:val="num" w:pos="720"/>
+        </w:tabs>
+        <w:jc w:val="both"/>
+        <w:rPr>
+          <w:rFonts w:ascii="Times New Roman" w:eastAsiaTheme="majorEastAsia" w:hAnsi="Times New Roman" w:cs="Times New Roman"/>
+          <w:b/>
+          <w:bCs/>
+          <w:sz w:val="20"/>
+          <w:szCs w:val="20"/>
+          <w:lang w:val="es-419"/>
+        </w:rPr>
+      </w:pPr>
+      <w:r>
+        <w:rPr>
+          <w:rFonts w:ascii="Times New Roman" w:eastAsiaTheme="majorEastAsia" w:hAnsi="Times New Roman" w:cs="Times New Roman"/>
+          <w:b/>
+          <w:bCs/>
+          <w:sz w:val="20"/>
+          <w:szCs w:val="20"/>
+          <w:lang w:val="es-419"/>
+        </w:rPr>
+        <w:t>Fecha: ___ / ___ / 2026</w:t>
+      </w:r>
+    </w:p>
+    <w:p>
+      <w:pPr>
+        <w:tabs>
+          <w:tab w:val="num" w:pos="720"/>
+        </w:tabs>
+        <w:jc w:val="both"/>
+        <w:rPr>
+          <w:rFonts w:ascii="Times New Roman" w:eastAsiaTheme="majorEastAsia" w:hAnsi="Times New Roman" w:cs="Times New Roman"/>
+          <w:b/>
+          <w:bCs/>
+          <w:sz w:val="20"/>
+          <w:szCs w:val="20"/>
+          <w:lang w:val="es-419"/>
+        </w:rPr>
+      </w:pPr>
+      <w:r>
+        <w:rPr>
+          <w:rFonts w:ascii="Times New Roman" w:eastAsiaTheme="majorEastAsia" w:hAnsi="Times New Roman" w:cs="Times New Roman"/>
+          <w:b/>
+          <w:bCs/>
+          <w:sz w:val="20"/>
+          <w:szCs w:val="20"/>
+          <w:lang w:val="es-419"/>
+        </w:rPr>
+        <w:t>Cliente: _______________________________</w:t>
+      </w:r>
+    </w:p>
+    <w:p>
+      <w:pPr>
+        <w:tabs>
+          <w:tab w:val="num" w:pos="720"/>
+        </w:tabs>
+        <w:jc w:val="both"/>
+        <w:rPr>
+          <w:rFonts w:ascii="Times New Roman" w:eastAsiaTheme="majorEastAsia" w:hAnsi="Times New Roman" w:cs="Times New Roman"/>
+          <w:b/>
+          <w:bCs/>
+          <w:sz w:val="20"/>
+          <w:szCs w:val="20"/>
+          <w:lang w:val="es-419"/>
+        </w:rPr>
+      </w:pPr>
+      <w:r>
+        <w:rPr>
+          <w:rFonts w:ascii="Times New Roman" w:eastAsiaTheme="majorEastAsia" w:hAnsi="Times New Roman" w:cs="Times New Roman"/>
+          <w:b/>
+          <w:bCs/>
+          <w:sz w:val="20"/>
+          <w:szCs w:val="20"/>
+          <w:lang w:val="es-419"/>
+        </w:rPr>
+        <w:t>Empresa: _______________________________</w:t>
+      </w:r>
+    </w:p>
+    <w:p>
+      <w:pPr>
+        <w:jc w:val="both"/>
+        <w:rPr>
+          <w:rFonts w:ascii="Times New Roman" w:eastAsiaTheme="majorEastAsia" w:hAnsi="Times New Roman" w:cs="Times New Roman"/>
+          <w:b/>
+          <w:bCs/>
+          <w:sz w:val="20"/>
+          <w:szCs w:val="20"/>
+          <w:lang w:val="es-419"/>
+        </w:rPr>
+      </w:pPr>
+    </w:p>
+    <w:p>
+      <w:pPr>
+        <w:jc w:val="both"/>
+        <w:rPr>
+          <w:rFonts w:ascii="Times New Roman" w:eastAsiaTheme="majorEastAsia" w:hAnsi="Times New Roman" w:cs="Times New Roman"/>
+          <w:b/>
+          <w:bCs/>
+          <w:lang w:val="es-419"/>
+        </w:rPr>
+      </w:pPr>
+      <w:r>
+        <w:rPr>
+          <w:rFonts w:ascii="Times New Roman" w:eastAsiaTheme="majorEastAsia" w:hAnsi="Times New Roman" w:cs="Times New Roman"/>
+          <w:b/>
+          <w:bCs/>
+          <w:lang w:val="es-419"/>
+        </w:rPr>
+        <w:t>1. PRESENTACIÓN</w:t>
+      </w:r>
+    </w:p>
+    <w:p>
+      <w:pPr>
+        <w:tabs>
+          <w:tab w:val="num" w:pos="720"/>
+        </w:tabs>
+        <w:jc w:val="both"/>
+        <w:rPr>
+          <w:rFonts w:ascii="Times New Roman" w:eastAsiaTheme="majorEastAsia" w:hAnsi="Times New Roman" w:cs="Times New Roman"/>
+          <w:b/>
+          <w:bCs/>
+          <w:sz w:val="20"/>
+          <w:szCs w:val="20"/>
+          <w:lang w:val="es-419"/>
+        </w:rPr>
+      </w:pPr>
+      <w:r>
+        <w:rPr>
+          <w:rFonts w:ascii="Times New Roman" w:eastAsiaTheme="majorEastAsia" w:hAnsi="Times New Roman" w:cs="Times New Roman"/>
+          <w:b/>
+          <w:bCs/>
+          <w:sz w:val="20"/>
+          <w:szCs w:val="20"/>
+          <w:lang w:val="es-419"/>
+        </w:rPr>
+        <w:t>Estimado(a) cliente:</w:t>
+      </w:r>
+    </w:p>
+    <w:p>
+      <w:pPr>
+        <w:tabs>
+          <w:tab w:val="num" w:pos="720"/>
+        </w:tabs>
+        <w:jc w:val="both"/>
+        <w:rPr>
+          <w:rFonts w:ascii="Times New Roman" w:eastAsiaTheme="majorEastAsia" w:hAnsi="Times New Roman" w:cs="Times New Roman"/>
+          <w:b/>
+          <w:bCs/>
+          <w:sz w:val="20"/>
+          <w:szCs w:val="20"/>
+          <w:lang w:val="es-419"/>
+        </w:rPr>
+      </w:pPr>
+      <w:r>
+        <w:rPr>
+          <w:rFonts w:ascii="Times New Roman" w:eastAsiaTheme="majorEastAsia" w:hAnsi="Times New Roman" w:cs="Times New Roman"/>
+          <w:b/>
+          <w:bCs/>
+          <w:sz w:val="20"/>
+          <w:szCs w:val="20"/>
+          <w:lang w:val="es-419"/>
+        </w:rPr>
+        <w:t>Gracias por considerar a Lumoryx para el desarrollo de su presencia digital.</w:t>
+      </w:r>
+    </w:p>
+    <w:p>
+      <w:pPr>
+        <w:tabs>
+          <w:tab w:val="num" w:pos="720"/>
+        </w:tabs>
+        <w:jc w:val="both"/>
+        <w:rPr>
+          <w:rFonts w:ascii="Times New Roman" w:eastAsiaTheme="majorEastAsia" w:hAnsi="Times New Roman" w:cs="Times New Roman"/>
+          <w:b/>
+          <w:bCs/>
+          <w:sz w:val="20"/>
+          <w:szCs w:val="20"/>
+          <w:lang w:val="es-419"/>
+        </w:rPr>
+      </w:pPr>
+      <w:r>
+        <w:rPr>
+          <w:rFonts w:ascii="Times New Roman" w:eastAsiaTheme="majorEastAsia" w:hAnsi="Times New Roman" w:cs="Times New Roman"/>
+          <w:b/>
+          <w:bCs/>
+          <w:sz w:val="20"/>
+          <w:szCs w:val="20"/>
+          <w:lang w:val="es-419"/>
+        </w:rPr>
+        <w:t>Nuestro objetivo es crear una solución web moderna, rápida y orientada a resultados, diseñada para fortalecer su marca, generar confianza y aumentar las oportunidades de negocio.</w:t>
+      </w:r>
+    </w:p>
+    <w:p>
+      <w:pPr>
+        <w:tabs>
+          <w:tab w:val="num" w:pos="720"/>
+        </w:tabs>
+        <w:jc w:val="both"/>
+        <w:rPr>
+          <w:rFonts w:ascii="Times New Roman" w:eastAsiaTheme="majorEastAsia" w:hAnsi="Times New Roman" w:cs="Times New Roman"/>
+          <w:b/>
+          <w:bCs/>
+          <w:sz w:val="20"/>
+          <w:szCs w:val="20"/>
+          <w:lang w:val="es-419"/>
+        </w:rPr>
+      </w:pPr>
+      <w:r>
+        <w:rPr>
+          <w:rFonts w:ascii="Times New Roman" w:eastAsiaTheme="majorEastAsia" w:hAnsi="Times New Roman" w:cs="Times New Roman"/>
+          <w:b/>
+          <w:bCs/>
+          <w:sz w:val="20"/>
+          <w:szCs w:val="20"/>
+          <w:lang w:val="es-419"/>
+        </w:rPr>
+        <w:t>Cada proyecto es desarrollado bajo estándares actuales de diseño, experiencia de usuario, optimización para dispositivos móviles y posicionamiento en buscadores.</w:t>
+      </w:r>
+    </w:p>
+    <w:p>
+      <w:pPr>
+        <w:jc w:val="both"/>
+        <w:rPr>
+          <w:rFonts w:ascii="Times New Roman" w:eastAsiaTheme="majorEastAsia" w:hAnsi="Times New Roman" w:cs="Times New Roman"/>
+          <w:b/>
+          <w:bCs/>
+          <w:lang w:val="es-419"/>
+        </w:rPr>
+      </w:pPr>
+      <w:r>
+        <w:rPr>
+          <w:rFonts w:ascii="Times New Roman" w:eastAsiaTheme="majorEastAsia" w:hAnsi="Times New Roman" w:cs="Times New Roman"/>
+          <w:b/>
+          <w:bCs/>
+          <w:lang w:val="es-419"/>
+        </w:rPr>
+        <w:t>2. ALCANCE DEL PROYECTO</w:t>
+      </w:r>
+    </w:p>
+    <w:p>
+      <w:pPr>
+        <w:tabs>
+          <w:tab w:val="num" w:pos="720"/>
+        </w:tabs>
+        <w:jc w:val="both"/>
+        <w:rPr>
+          <w:rFonts w:ascii="Times New Roman" w:eastAsiaTheme="majorEastAsia" w:hAnsi="Times New Roman" w:cs="Times New Roman"/>
+          <w:b/>
+          <w:bCs/>
+          <w:sz w:val="20"/>
+          <w:szCs w:val="20"/>
+          <w:lang w:val="es-419"/>
+        </w:rPr>
+      </w:pPr>
+      <w:r>
+        <w:rPr>
+          <w:rFonts w:ascii="Times New Roman" w:eastAsiaTheme="majorEastAsia" w:hAnsi="Times New Roman" w:cs="Times New Roman"/>
+          <w:b/>
+          <w:bCs/>
+          <w:sz w:val="20"/>
+          <w:szCs w:val="20"/>
+          <w:lang w:val="es-419"/>
+        </w:rPr>
+        <w:t>Desarrollo de Sitio Web Profesional</w:t>
+      </w:r>
+      <w:r>
+        <w:rPr>
+          <w:rFonts w:ascii="Times New Roman" w:eastAsiaTheme="majorEastAsia" w:hAnsi="Times New Roman" w:cs="Times New Roman"/>
+          <w:b/>
+          <w:bCs/>
+          <w:sz w:val="20"/>
+          <w:szCs w:val="20"/>
+          <w:lang w:val="es-419"/>
+        </w:rPr>
+        <w:t xml:space="preserve"> i</w:t>
+      </w:r>
+      <w:r>
+        <w:rPr>
+          <w:rFonts w:ascii="Times New Roman" w:eastAsiaTheme="majorEastAsia" w:hAnsi="Times New Roman" w:cs="Times New Roman"/>
+          <w:b/>
+          <w:bCs/>
+          <w:sz w:val="20"/>
+          <w:szCs w:val="20"/>
+          <w:lang w:val="es-419"/>
+        </w:rPr>
+        <w:t>ncluye:</w:t>
+      </w:r>
+    </w:p>
+    <w:p>
+      <w:pPr>
+        <w:pStyle w:val="Prrafodelista"/>
+        <w:numPr>
+          <w:ilvl w:val="0"/>
+          <w:numId w:val="19"/>
+        </w:numPr>
+        <w:tabs>
+          <w:tab w:val="num" w:pos="720"/>
+        </w:tabs>
+        <w:jc w:val="both"/>
+        <w:rPr>
+          <w:rFonts w:ascii="Times New Roman" w:eastAsiaTheme="majorEastAsia" w:hAnsi="Times New Roman" w:cs="Times New Roman"/>
+          <w:b/>
+          <w:bCs/>
+          <w:sz w:val="20"/>
+          <w:szCs w:val="20"/>
+          <w:lang w:val="es-419"/>
+        </w:rPr>
+      </w:pPr>
+      <w:r>
+        <w:rPr>
+          <w:rFonts w:ascii="Times New Roman" w:eastAsiaTheme="majorEastAsia" w:hAnsi="Times New Roman" w:cs="Times New Roman"/>
+          <w:b/>
+          <w:bCs/>
+          <w:sz w:val="20"/>
+          <w:szCs w:val="20"/>
+          <w:lang w:val="es-419"/>
+        </w:rPr>
+        <w:t>Diseño y Experiencia de Usuario</w:t>
+      </w:r>
+    </w:p>
+    <w:p>
+      <w:pPr>
+        <w:pStyle w:val="Prrafodelista"/>
+        <w:numPr>
+          <w:ilvl w:val="0"/>
+          <w:numId w:val="19"/>
+        </w:numPr>
+        <w:tabs>
+          <w:tab w:val="num" w:pos="720"/>
+        </w:tabs>
+        <w:jc w:val="both"/>
+        <w:rPr>
+          <w:rFonts w:ascii="Times New Roman" w:eastAsiaTheme="majorEastAsia" w:hAnsi="Times New Roman" w:cs="Times New Roman"/>
+          <w:b/>
+          <w:bCs/>
+          <w:sz w:val="20"/>
+          <w:szCs w:val="20"/>
+          <w:lang w:val="es-419"/>
+        </w:rPr>
+      </w:pPr>
+      <w:r>
+        <w:rPr>
+          <w:rFonts w:ascii="Times New Roman" w:eastAsiaTheme="majorEastAsia" w:hAnsi="Times New Roman" w:cs="Times New Roman"/>
+          <w:b/>
+          <w:bCs/>
+          <w:sz w:val="20"/>
+          <w:szCs w:val="20"/>
+          <w:lang w:val="es-419"/>
+        </w:rPr>
+        <w:t>Diseño moderno y personalizado.</w:t>
+      </w:r>
+    </w:p>
+    <w:p>
+      <w:pPr>
+        <w:pStyle w:val="Prrafodelista"/>
+        <w:numPr>
+          <w:ilvl w:val="0"/>
+          <w:numId w:val="19"/>
+        </w:numPr>
+        <w:tabs>
+          <w:tab w:val="num" w:pos="720"/>
+        </w:tabs>
+        <w:jc w:val="both"/>
+        <w:rPr>
+          <w:rFonts w:ascii="Times New Roman" w:eastAsiaTheme="majorEastAsia" w:hAnsi="Times New Roman" w:cs="Times New Roman"/>
+          <w:b/>
+          <w:bCs/>
+          <w:sz w:val="20"/>
+          <w:szCs w:val="20"/>
+          <w:lang w:val="es-419"/>
+        </w:rPr>
+      </w:pPr>
+      <w:r>
+        <w:rPr>
+          <w:rFonts w:ascii="Times New Roman" w:eastAsiaTheme="majorEastAsia" w:hAnsi="Times New Roman" w:cs="Times New Roman"/>
+          <w:b/>
+          <w:bCs/>
+          <w:sz w:val="20"/>
+          <w:szCs w:val="20"/>
+          <w:lang w:val="es-419"/>
+        </w:rPr>
+        <w:t>Adaptación completa para móviles, tablets y computadoras.</w:t>
+      </w:r>
+    </w:p>
+    <w:p>
+      <w:pPr>
+        <w:pStyle w:val="Prrafodelista"/>
+        <w:numPr>
+          <w:ilvl w:val="0"/>
+          <w:numId w:val="19"/>
+        </w:numPr>
+        <w:tabs>
+          <w:tab w:val="num" w:pos="720"/>
+        </w:tabs>
+        <w:jc w:val="both"/>
+        <w:rPr>
+          <w:rFonts w:ascii="Times New Roman" w:eastAsiaTheme="majorEastAsia" w:hAnsi="Times New Roman" w:cs="Times New Roman"/>
+          <w:b/>
+          <w:bCs/>
+          <w:sz w:val="20"/>
+          <w:szCs w:val="20"/>
+          <w:lang w:val="es-419"/>
+        </w:rPr>
+      </w:pPr>
+      <w:r>
+        <w:rPr>
+          <w:rFonts w:ascii="Times New Roman" w:eastAsiaTheme="majorEastAsia" w:hAnsi="Times New Roman" w:cs="Times New Roman"/>
+          <w:b/>
+          <w:bCs/>
+          <w:sz w:val="20"/>
+          <w:szCs w:val="20"/>
+          <w:lang w:val="es-419"/>
+        </w:rPr>
+        <w:t>Interfaz intuitiva y profesional.</w:t>
+      </w:r>
+    </w:p>
+    <w:p>
+      <w:pPr>
+        <w:pStyle w:val="Prrafodelista"/>
+        <w:numPr>
+          <w:ilvl w:val="0"/>
+          <w:numId w:val="19"/>
+        </w:numPr>
+        <w:tabs>
+          <w:tab w:val="num" w:pos="720"/>
+        </w:tabs>
+        <w:jc w:val="both"/>
+        <w:rPr>
+          <w:rFonts w:ascii="Times New Roman" w:eastAsiaTheme="majorEastAsia" w:hAnsi="Times New Roman" w:cs="Times New Roman"/>
+          <w:b/>
+          <w:bCs/>
+          <w:sz w:val="20"/>
+          <w:szCs w:val="20"/>
+          <w:lang w:val="es-419"/>
+        </w:rPr>
+      </w:pPr>
+      <w:r>
+        <w:rPr>
+          <w:rFonts w:ascii="Times New Roman" w:eastAsiaTheme="majorEastAsia" w:hAnsi="Times New Roman" w:cs="Times New Roman"/>
+          <w:b/>
+          <w:bCs/>
+          <w:sz w:val="20"/>
+          <w:szCs w:val="20"/>
+          <w:lang w:val="es-419"/>
+        </w:rPr>
+        <w:t>Optimización de velocidad de carga.</w:t>
+      </w:r>
+    </w:p>
+    <w:p>
+      <w:pPr>
+        <w:pStyle w:val="Prrafodelista"/>
+        <w:numPr>
+          <w:ilvl w:val="0"/>
+          <w:numId w:val="19"/>
+        </w:numPr>
+        <w:jc w:val="both"/>
+        <w:rPr>
+          <w:rFonts w:ascii="Times New Roman" w:eastAsiaTheme="majorEastAsia" w:hAnsi="Times New Roman" w:cs="Times New Roman"/>
+          <w:b/>
+          <w:bCs/>
+          <w:sz w:val="20"/>
+          <w:szCs w:val="20"/>
+          <w:lang w:val="es-419"/>
+        </w:rPr>
+      </w:pPr>
+      <w:r>
+        <w:rPr>
+          <w:rFonts w:ascii="Times New Roman" w:eastAsiaTheme="majorEastAsia" w:hAnsi="Times New Roman" w:cs="Times New Roman"/>
+          <w:b/>
+          <w:bCs/>
+          <w:sz w:val="20"/>
+          <w:szCs w:val="20"/>
+          <w:lang w:val="es-419"/>
+        </w:rPr>
+        <w:t>Estructura del Sitio</w:t>
+      </w:r>
+    </w:p>
+    <w:p>
+      <w:pPr>
+        <w:pStyle w:val="Prrafodelista"/>
+        <w:numPr>
+          <w:ilvl w:val="0"/>
+          <w:numId w:val="19"/>
+        </w:numPr>
+        <w:jc w:val="both"/>
+        <w:rPr>
+          <w:rFonts w:ascii="Times New Roman" w:eastAsiaTheme="majorEastAsia" w:hAnsi="Times New Roman" w:cs="Times New Roman"/>
+          <w:b/>
+          <w:bCs/>
+          <w:sz w:val="20"/>
+          <w:szCs w:val="20"/>
+          <w:lang w:val="es-419"/>
+        </w:rPr>
+      </w:pPr>
+      <w:r>
+        <w:rPr>
+          <w:rFonts w:ascii="Times New Roman" w:eastAsiaTheme="majorEastAsia" w:hAnsi="Times New Roman" w:cs="Times New Roman"/>
+          <w:b/>
+          <w:bCs/>
+          <w:sz w:val="20"/>
+          <w:szCs w:val="20"/>
+          <w:lang w:val="es-419"/>
+        </w:rPr>
+        <w:t>Página de inicio (Home).</w:t>
+      </w:r>
+    </w:p>
+    <w:p>
+      <w:pPr>
+        <w:pStyle w:val="Prrafodelista"/>
+        <w:numPr>
+          <w:ilvl w:val="0"/>
+          <w:numId w:val="19"/>
+        </w:numPr>
+        <w:jc w:val="both"/>
+        <w:rPr>
+          <w:rFonts w:ascii="Times New Roman" w:eastAsiaTheme="majorEastAsia" w:hAnsi="Times New Roman" w:cs="Times New Roman"/>
+          <w:b/>
+          <w:bCs/>
+          <w:sz w:val="20"/>
+          <w:szCs w:val="20"/>
+          <w:lang w:val="es-419"/>
+        </w:rPr>
+      </w:pPr>
+      <w:r>
+        <w:rPr>
+          <w:rFonts w:ascii="Times New Roman" w:eastAsiaTheme="majorEastAsia" w:hAnsi="Times New Roman" w:cs="Times New Roman"/>
+          <w:b/>
+          <w:bCs/>
+          <w:sz w:val="20"/>
+          <w:szCs w:val="20"/>
+          <w:lang w:val="es-419"/>
+        </w:rPr>
+        <w:t>Nosotros.</w:t>
+      </w:r>
+    </w:p>
+    <w:p>
+      <w:pPr>
+        <w:pStyle w:val="Prrafodelista"/>
+        <w:numPr>
+          <w:ilvl w:val="0"/>
+          <w:numId w:val="19"/>
+        </w:numPr>
+        <w:jc w:val="both"/>
+        <w:rPr>
+          <w:rFonts w:ascii="Times New Roman" w:eastAsiaTheme="majorEastAsia" w:hAnsi="Times New Roman" w:cs="Times New Roman"/>
+          <w:b/>
+          <w:bCs/>
+          <w:sz w:val="20"/>
+          <w:szCs w:val="20"/>
+          <w:lang w:val="es-419"/>
+        </w:rPr>
+      </w:pPr>
+      <w:r>
+        <w:rPr>
+          <w:rFonts w:ascii="Times New Roman" w:eastAsiaTheme="majorEastAsia" w:hAnsi="Times New Roman" w:cs="Times New Roman"/>
+          <w:b/>
+          <w:bCs/>
+          <w:sz w:val="20"/>
+          <w:szCs w:val="20"/>
+          <w:lang w:val="es-419"/>
+        </w:rPr>
+        <w:t>Servicios.</w:t>
+      </w:r>
+    </w:p>
+    <w:p>
+      <w:pPr>
+        <w:pStyle w:val="Prrafodelista"/>
+        <w:numPr>
+          <w:ilvl w:val="0"/>
+          <w:numId w:val="19"/>
+        </w:numPr>
+        <w:jc w:val="both"/>
+        <w:rPr>
+          <w:rFonts w:ascii="Times New Roman" w:eastAsiaTheme="majorEastAsia" w:hAnsi="Times New Roman" w:cs="Times New Roman"/>
+          <w:b/>
+          <w:bCs/>
+          <w:sz w:val="20"/>
+          <w:szCs w:val="20"/>
+          <w:lang w:val="es-419"/>
+        </w:rPr>
+      </w:pPr>
+      <w:r>
+        <w:rPr>
+          <w:rFonts w:ascii="Times New Roman" w:eastAsiaTheme="majorEastAsia" w:hAnsi="Times New Roman" w:cs="Times New Roman"/>
+          <w:b/>
+          <w:bCs/>
+          <w:sz w:val="20"/>
+          <w:szCs w:val="20"/>
+          <w:lang w:val="es-419"/>
+        </w:rPr>
+        <w:t>Portafolio o proyectos.</w:t>
+      </w:r>
+    </w:p>
+    <w:p>
+      <w:pPr>
+        <w:pStyle w:val="Prrafodelista"/>
+        <w:numPr>
+          <w:ilvl w:val="0"/>
+          <w:numId w:val="19"/>
+        </w:numPr>
+        <w:jc w:val="both"/>
+        <w:rPr>
+          <w:rFonts w:ascii="Times New Roman" w:eastAsiaTheme="majorEastAsia" w:hAnsi="Times New Roman" w:cs="Times New Roman"/>
+          <w:b/>
+          <w:bCs/>
+          <w:sz w:val="20"/>
+          <w:szCs w:val="20"/>
+          <w:lang w:val="es-419"/>
+        </w:rPr>
+      </w:pPr>
+      <w:r>
+        <w:rPr>
+          <w:rFonts w:ascii="Times New Roman" w:eastAsiaTheme="majorEastAsia" w:hAnsi="Times New Roman" w:cs="Times New Roman"/>
+          <w:b/>
+          <w:bCs/>
+          <w:sz w:val="20"/>
+          <w:szCs w:val="20"/>
+          <w:lang w:val="es-419"/>
+        </w:rPr>
+        <w:t>Preguntas frecuentes.</w:t>
+      </w:r>
+    </w:p>
+    <w:p>
+      <w:pPr>
+        <w:pStyle w:val="Prrafodelista"/>
+        <w:numPr>
+          <w:ilvl w:val="0"/>
+          <w:numId w:val="19"/>
+        </w:numPr>
+        <w:jc w:val="both"/>
+        <w:rPr>
+          <w:rFonts w:ascii="Times New Roman" w:eastAsiaTheme="majorEastAsia" w:hAnsi="Times New Roman" w:cs="Times New Roman"/>
+          <w:b/>
+          <w:bCs/>
+          <w:sz w:val="20"/>
+          <w:szCs w:val="20"/>
+          <w:lang w:val="es-419"/>
+        </w:rPr>
+      </w:pPr>
+      <w:r>
+        <w:rPr>
+          <w:rFonts w:ascii="Times New Roman" w:eastAsiaTheme="majorEastAsia" w:hAnsi="Times New Roman" w:cs="Times New Roman"/>
+          <w:b/>
+          <w:bCs/>
+          <w:sz w:val="20"/>
+          <w:szCs w:val="20"/>
+          <w:lang w:val="es-419"/>
+        </w:rPr>
+        <w:t>Contacto.</w:t>
+      </w:r>
+    </w:p>
+    <w:p>
+      <w:pPr>
+        <w:pStyle w:val="Prrafodelista"/>
+        <w:numPr>
+          <w:ilvl w:val="0"/>
+          <w:numId w:val="19"/>
+        </w:numPr>
+        <w:jc w:val="both"/>
+        <w:rPr>
+          <w:rFonts w:ascii="Times New Roman" w:eastAsiaTheme="majorEastAsia" w:hAnsi="Times New Roman" w:cs="Times New Roman"/>
+          <w:b/>
+          <w:bCs/>
+          <w:sz w:val="20"/>
+          <w:szCs w:val="20"/>
+          <w:lang w:val="es-419"/>
+        </w:rPr>
+      </w:pPr>
+      <w:r>
+        <w:rPr>
+          <w:rFonts w:ascii="Times New Roman" w:eastAsiaTheme="majorEastAsia" w:hAnsi="Times New Roman" w:cs="Times New Roman"/>
+          <w:b/>
+          <w:bCs/>
+          <w:sz w:val="20"/>
+          <w:szCs w:val="20"/>
+          <w:lang w:val="es-419"/>
+        </w:rPr>
+        <w:t>Funcionalidades</w:t>
+      </w:r>
+    </w:p>
+    <w:p>
+      <w:pPr>
+        <w:pStyle w:val="Prrafodelista"/>
+        <w:numPr>
+          <w:ilvl w:val="0"/>
+          <w:numId w:val="19"/>
+        </w:numPr>
+        <w:tabs>
+          <w:tab w:val="num" w:pos="720"/>
+        </w:tabs>
+        <w:jc w:val="both"/>
+        <w:rPr>
+          <w:rFonts w:ascii="Times New Roman" w:eastAsiaTheme="majorEastAsia" w:hAnsi="Times New Roman" w:cs="Times New Roman"/>
+          <w:b/>
+          <w:bCs/>
+          <w:sz w:val="20"/>
+          <w:szCs w:val="20"/>
+          <w:lang w:val="es-419"/>
+        </w:rPr>
+      </w:pPr>
+      <w:r>
+        <w:rPr>
+          <w:rFonts w:ascii="Times New Roman" w:eastAsiaTheme="majorEastAsia" w:hAnsi="Times New Roman" w:cs="Times New Roman"/>
+          <w:b/>
+          <w:bCs/>
+          <w:sz w:val="20"/>
+          <w:szCs w:val="20"/>
+          <w:lang w:val="es-419"/>
+        </w:rPr>
+        <w:t>Formulario de contacto.</w:t>
+      </w:r>
+    </w:p>
+    <w:p>
+      <w:pPr>
+        <w:pStyle w:val="Prrafodelista"/>
+        <w:numPr>
+          <w:ilvl w:val="0"/>
+          <w:numId w:val="19"/>
+        </w:numPr>
+        <w:tabs>
+          <w:tab w:val="num" w:pos="720"/>
+        </w:tabs>
+        <w:jc w:val="both"/>
+        <w:rPr>
+          <w:rFonts w:ascii="Times New Roman" w:eastAsiaTheme="majorEastAsia" w:hAnsi="Times New Roman" w:cs="Times New Roman"/>
+          <w:b/>
+          <w:bCs/>
+          <w:sz w:val="20"/>
+          <w:szCs w:val="20"/>
+          <w:lang w:val="es-419"/>
+        </w:rPr>
+      </w:pPr>
+      <w:r>
+        <w:rPr>
+          <w:rFonts w:ascii="Times New Roman" w:eastAsiaTheme="majorEastAsia" w:hAnsi="Times New Roman" w:cs="Times New Roman"/>
+          <w:b/>
+          <w:bCs/>
+          <w:sz w:val="20"/>
+          <w:szCs w:val="20"/>
+          <w:lang w:val="es-419"/>
+        </w:rPr>
+        <w:t>Integración con WhatsApp.</w:t>
+      </w:r>
+    </w:p>
+    <w:p>
+      <w:pPr>
+        <w:pStyle w:val="Prrafodelista"/>
+        <w:numPr>
+          <w:ilvl w:val="0"/>
+          <w:numId w:val="19"/>
+        </w:numPr>
+        <w:tabs>
+          <w:tab w:val="num" w:pos="720"/>
+        </w:tabs>
+        <w:jc w:val="both"/>
+        <w:rPr>
+          <w:rFonts w:ascii="Times New Roman" w:eastAsiaTheme="majorEastAsia" w:hAnsi="Times New Roman" w:cs="Times New Roman"/>
+          <w:b/>
+          <w:bCs/>
+          <w:sz w:val="20"/>
+          <w:szCs w:val="20"/>
+          <w:lang w:val="es-419"/>
+        </w:rPr>
+      </w:pPr>
+      <w:r>
+        <w:rPr>
+          <w:rFonts w:ascii="Times New Roman" w:eastAsiaTheme="majorEastAsia" w:hAnsi="Times New Roman" w:cs="Times New Roman"/>
+          <w:b/>
+          <w:bCs/>
+          <w:sz w:val="20"/>
+          <w:szCs w:val="20"/>
+          <w:lang w:val="es-419"/>
+        </w:rPr>
+        <w:t>Botones de llamada a la acción.</w:t>
+      </w:r>
+    </w:p>
+    <w:p>
+      <w:pPr>
+        <w:pStyle w:val="Prrafodelista"/>
+        <w:numPr>
+          <w:ilvl w:val="0"/>
+          <w:numId w:val="19"/>
+        </w:numPr>
+        <w:tabs>
+          <w:tab w:val="num" w:pos="720"/>
+        </w:tabs>
+        <w:jc w:val="both"/>
+        <w:rPr>
+          <w:rFonts w:ascii="Times New Roman" w:eastAsiaTheme="majorEastAsia" w:hAnsi="Times New Roman" w:cs="Times New Roman"/>
+          <w:b/>
+          <w:bCs/>
+          <w:sz w:val="20"/>
+          <w:szCs w:val="20"/>
+          <w:lang w:val="es-419"/>
+        </w:rPr>
+      </w:pPr>
+      <w:r>
+        <w:rPr>
+          <w:rFonts w:ascii="Times New Roman" w:eastAsiaTheme="majorEastAsia" w:hAnsi="Times New Roman" w:cs="Times New Roman"/>
+          <w:b/>
+          <w:bCs/>
+          <w:sz w:val="20"/>
+          <w:szCs w:val="20"/>
+          <w:lang w:val="es-419"/>
+        </w:rPr>
+        <w:t>Integración con redes sociales.</w:t>
+      </w:r>
+    </w:p>
+    <w:p>
+      <w:pPr>
+        <w:pStyle w:val="Prrafodelista"/>
+        <w:numPr>
+          <w:ilvl w:val="0"/>
+          <w:numId w:val="19"/>
+        </w:numPr>
+        <w:tabs>
+          <w:tab w:val="num" w:pos="720"/>
+        </w:tabs>
+        <w:jc w:val="both"/>
+        <w:rPr>
+          <w:rFonts w:ascii="Times New Roman" w:eastAsiaTheme="majorEastAsia" w:hAnsi="Times New Roman" w:cs="Times New Roman"/>
+          <w:b/>
+          <w:bCs/>
+          <w:sz w:val="20"/>
+          <w:szCs w:val="20"/>
+          <w:lang w:val="es-419"/>
+        </w:rPr>
+      </w:pPr>
+      <w:r>
+        <w:rPr>
+          <w:rFonts w:ascii="Times New Roman" w:eastAsiaTheme="majorEastAsia" w:hAnsi="Times New Roman" w:cs="Times New Roman"/>
+          <w:b/>
+          <w:bCs/>
+          <w:sz w:val="20"/>
+          <w:szCs w:val="20"/>
+          <w:lang w:val="es-419"/>
+        </w:rPr>
+        <w:t>Mapa de ubicación (si aplica).</w:t>
+      </w:r>
+    </w:p>
+    <w:p>
+      <w:pPr>
+        <w:pStyle w:val="Prrafodelista"/>
+        <w:numPr>
+          <w:ilvl w:val="0"/>
+          <w:numId w:val="19"/>
+        </w:numPr>
+        <w:jc w:val="both"/>
+        <w:rPr>
+          <w:rFonts w:ascii="Times New Roman" w:eastAsiaTheme="majorEastAsia" w:hAnsi="Times New Roman" w:cs="Times New Roman"/>
+          <w:b/>
+          <w:bCs/>
+          <w:sz w:val="20"/>
+          <w:szCs w:val="20"/>
+          <w:lang w:val="es-419"/>
+        </w:rPr>
+      </w:pPr>
+      <w:r>
+        <w:rPr>
+          <w:rFonts w:ascii="Times New Roman" w:eastAsiaTheme="majorEastAsia" w:hAnsi="Times New Roman" w:cs="Times New Roman"/>
+          <w:b/>
+          <w:bCs/>
+          <w:sz w:val="20"/>
+          <w:szCs w:val="20"/>
+          <w:lang w:val="es-419"/>
+        </w:rPr>
+        <w:t>Optimización</w:t>
+      </w:r>
+    </w:p>
+    <w:p>
+      <w:pPr>
+        <w:pStyle w:val="Prrafodelista"/>
+        <w:numPr>
+          <w:ilvl w:val="0"/>
+          <w:numId w:val="19"/>
+        </w:numPr>
+        <w:tabs>
+          <w:tab w:val="num" w:pos="720"/>
+        </w:tabs>
+        <w:jc w:val="both"/>
+        <w:rPr>
+          <w:rFonts w:ascii="Times New Roman" w:eastAsiaTheme="majorEastAsia" w:hAnsi="Times New Roman" w:cs="Times New Roman"/>
+          <w:b/>
+          <w:bCs/>
+          <w:sz w:val="20"/>
+          <w:szCs w:val="20"/>
+          <w:lang w:val="es-419"/>
+        </w:rPr>
+      </w:pPr>
+      <w:r>
+        <w:rPr>
+          <w:rFonts w:ascii="Times New Roman" w:eastAsiaTheme="majorEastAsia" w:hAnsi="Times New Roman" w:cs="Times New Roman"/>
+          <w:b/>
+          <w:bCs/>
+          <w:sz w:val="20"/>
+          <w:szCs w:val="20"/>
+          <w:lang w:val="es-419"/>
+        </w:rPr>
+        <w:t>SEO básico.</w:t>
+      </w:r>
+    </w:p>
+    <w:p>
+      <w:pPr>
+        <w:pStyle w:val="Prrafodelista"/>
+        <w:numPr>
+          <w:ilvl w:val="0"/>
+          <w:numId w:val="19"/>
+        </w:numPr>
+        <w:tabs>
+          <w:tab w:val="num" w:pos="720"/>
+        </w:tabs>
+        <w:jc w:val="both"/>
+        <w:rPr>
+          <w:rFonts w:ascii="Times New Roman" w:eastAsiaTheme="majorEastAsia" w:hAnsi="Times New Roman" w:cs="Times New Roman"/>
+          <w:b/>
+          <w:bCs/>
+          <w:sz w:val="20"/>
+          <w:szCs w:val="20"/>
+          <w:lang w:val="es-419"/>
+        </w:rPr>
+      </w:pPr>
+      <w:r>
+        <w:rPr>
+          <w:rFonts w:ascii="Times New Roman" w:eastAsiaTheme="majorEastAsia" w:hAnsi="Times New Roman" w:cs="Times New Roman"/>
+          <w:b/>
+          <w:bCs/>
+          <w:sz w:val="20"/>
+          <w:szCs w:val="20"/>
+          <w:lang w:val="es-419"/>
+        </w:rPr>
+        <w:t>Configuración de metadatos.</w:t>
+      </w:r>
+    </w:p>
+    <w:p>
+      <w:pPr>
+        <w:pStyle w:val="Prrafodelista"/>
+        <w:numPr>
+          <w:ilvl w:val="0"/>
+          <w:numId w:val="19"/>
+        </w:numPr>
+        <w:tabs>
+          <w:tab w:val="num" w:pos="720"/>
+        </w:tabs>
+        <w:jc w:val="both"/>
+        <w:rPr>
+          <w:rFonts w:ascii="Times New Roman" w:eastAsiaTheme="majorEastAsia" w:hAnsi="Times New Roman" w:cs="Times New Roman"/>
+          <w:b/>
+          <w:bCs/>
+          <w:sz w:val="20"/>
+          <w:szCs w:val="20"/>
+          <w:lang w:val="es-419"/>
+        </w:rPr>
+      </w:pPr>
+      <w:r>
+        <w:rPr>
+          <w:rFonts w:ascii="Times New Roman" w:eastAsiaTheme="majorEastAsia" w:hAnsi="Times New Roman" w:cs="Times New Roman"/>
+          <w:b/>
+          <w:bCs/>
+          <w:sz w:val="20"/>
+          <w:szCs w:val="20"/>
+          <w:lang w:val="es-419"/>
+        </w:rPr>
+        <w:t>Optimización para Google.</w:t>
+      </w:r>
+    </w:p>
+    <w:p>
+      <w:pPr>
+        <w:pStyle w:val="Prrafodelista"/>
+        <w:numPr>
+          <w:ilvl w:val="0"/>
+          <w:numId w:val="19"/>
+        </w:numPr>
+        <w:tabs>
+          <w:tab w:val="num" w:pos="720"/>
+        </w:tabs>
+        <w:jc w:val="both"/>
+        <w:rPr>
+          <w:rFonts w:ascii="Times New Roman" w:eastAsiaTheme="majorEastAsia" w:hAnsi="Times New Roman" w:cs="Times New Roman"/>
+          <w:b/>
+          <w:bCs/>
+          <w:sz w:val="20"/>
+          <w:szCs w:val="20"/>
+          <w:lang w:val="es-419"/>
+        </w:rPr>
+      </w:pPr>
+      <w:r>
+        <w:rPr>
+          <w:rFonts w:ascii="Times New Roman" w:eastAsiaTheme="majorEastAsia" w:hAnsi="Times New Roman" w:cs="Times New Roman"/>
+          <w:b/>
+          <w:bCs/>
+          <w:sz w:val="20"/>
+          <w:szCs w:val="20"/>
+          <w:lang w:val="es-419"/>
+        </w:rPr>
+        <w:lastRenderedPageBreak/>
+        <w:t>Buenas prácticas de rendimiento.</w:t>
+      </w:r>
+    </w:p>
+    <w:p>
+      <w:pPr>
+        <w:jc w:val="both"/>
+        <w:rPr>
+          <w:rFonts w:ascii="Times New Roman" w:eastAsiaTheme="majorEastAsia" w:hAnsi="Times New Roman" w:cs="Times New Roman"/>
+          <w:b/>
+          <w:bCs/>
+          <w:lang w:val="es-419"/>
+        </w:rPr>
+      </w:pPr>
+      <w:r>
+        <w:rPr>
+          <w:rFonts w:ascii="Times New Roman" w:eastAsiaTheme="majorEastAsia" w:hAnsi="Times New Roman" w:cs="Times New Roman"/>
+          <w:b/>
+          <w:bCs/>
+          <w:lang w:val="es-419"/>
+        </w:rPr>
+        <w:t>3. BENEFICIOS</w:t>
+      </w:r>
+    </w:p>
+    <w:p>
+      <w:pPr>
+        <w:jc w:val="both"/>
+        <w:rPr>
+          <w:rFonts w:ascii="Times New Roman" w:eastAsiaTheme="majorEastAsia" w:hAnsi="Times New Roman" w:cs="Times New Roman"/>
+          <w:b/>
+          <w:bCs/>
+          <w:sz w:val="20"/>
+          <w:szCs w:val="20"/>
+          <w:lang w:val="es-419"/>
+        </w:rPr>
+      </w:pPr>
+      <w:r>
+        <w:rPr>
+          <w:rFonts w:ascii="Times New Roman" w:eastAsiaTheme="majorEastAsia" w:hAnsi="Times New Roman" w:cs="Times New Roman"/>
+          <w:b/>
+          <w:bCs/>
+          <w:sz w:val="20"/>
+          <w:szCs w:val="20"/>
+          <w:lang w:val="es-419"/>
+        </w:rPr>
+        <w:t>Al contratar este servicio obtendrá:</w:t>
+      </w:r>
+    </w:p>
+    <w:p>
+      <w:pPr>
+        <w:pStyle w:val="Prrafodelista"/>
+        <w:numPr>
+          <w:ilvl w:val="0"/>
+          <w:numId w:val="18"/>
+        </w:numPr>
+        <w:jc w:val="both"/>
+        <w:rPr>
+          <w:rFonts w:ascii="Times New Roman" w:eastAsiaTheme="majorEastAsia" w:hAnsi="Times New Roman" w:cs="Times New Roman"/>
+          <w:b/>
+          <w:bCs/>
+          <w:sz w:val="20"/>
+          <w:szCs w:val="20"/>
+          <w:lang w:val="es-419"/>
+        </w:rPr>
+      </w:pPr>
+      <w:r>
+        <w:rPr>
+          <w:rFonts w:ascii="Times New Roman" w:eastAsiaTheme="majorEastAsia" w:hAnsi="Times New Roman" w:cs="Times New Roman"/>
+          <w:b/>
+          <w:bCs/>
+          <w:sz w:val="20"/>
+          <w:szCs w:val="20"/>
+          <w:lang w:val="es-419"/>
+        </w:rPr>
+        <w:t xml:space="preserve"> Imagen profesional para su negocio.</w:t>
+      </w:r>
+    </w:p>
+    <w:p>
+      <w:pPr>
+        <w:pStyle w:val="Prrafodelista"/>
+        <w:numPr>
+          <w:ilvl w:val="0"/>
+          <w:numId w:val="18"/>
+        </w:numPr>
+        <w:jc w:val="both"/>
+        <w:rPr>
+          <w:rFonts w:ascii="Times New Roman" w:eastAsiaTheme="majorEastAsia" w:hAnsi="Times New Roman" w:cs="Times New Roman"/>
+          <w:b/>
+          <w:bCs/>
+          <w:sz w:val="20"/>
+          <w:szCs w:val="20"/>
+          <w:lang w:val="es-419"/>
+        </w:rPr>
+      </w:pPr>
+      <w:r>
+        <w:rPr>
+          <w:rFonts w:ascii="Times New Roman" w:eastAsiaTheme="majorEastAsia" w:hAnsi="Times New Roman" w:cs="Times New Roman"/>
+          <w:b/>
+          <w:bCs/>
+          <w:sz w:val="20"/>
+          <w:szCs w:val="20"/>
+          <w:lang w:val="es-419"/>
+        </w:rPr>
+        <w:t xml:space="preserve"> Mayor credibilidad frente a clientes potenciales.</w:t>
+      </w:r>
+    </w:p>
+    <w:p>
+      <w:pPr>
+        <w:pStyle w:val="Prrafodelista"/>
+        <w:numPr>
+          <w:ilvl w:val="0"/>
+          <w:numId w:val="18"/>
+        </w:numPr>
+        <w:jc w:val="both"/>
+        <w:rPr>
+          <w:rFonts w:ascii="Times New Roman" w:eastAsiaTheme="majorEastAsia" w:hAnsi="Times New Roman" w:cs="Times New Roman"/>
+          <w:b/>
+          <w:bCs/>
+          <w:sz w:val="20"/>
+          <w:szCs w:val="20"/>
+          <w:lang w:val="es-419"/>
+        </w:rPr>
+      </w:pPr>
+      <w:r>
+        <w:rPr>
+          <w:rFonts w:ascii="Times New Roman" w:eastAsiaTheme="majorEastAsia" w:hAnsi="Times New Roman" w:cs="Times New Roman"/>
+          <w:b/>
+          <w:bCs/>
+          <w:sz w:val="20"/>
+          <w:szCs w:val="20"/>
+          <w:lang w:val="es-419"/>
+        </w:rPr>
+        <w:t xml:space="preserve"> Captación de oportunidades de venta mediante formularios y WhatsApp.</w:t>
+      </w:r>
+    </w:p>
+    <w:p>
+      <w:pPr>
+        <w:pStyle w:val="Prrafodelista"/>
+        <w:numPr>
+          <w:ilvl w:val="0"/>
+          <w:numId w:val="18"/>
+        </w:numPr>
+        <w:jc w:val="both"/>
+        <w:rPr>
+          <w:rFonts w:ascii="Times New Roman" w:eastAsiaTheme="majorEastAsia" w:hAnsi="Times New Roman" w:cs="Times New Roman"/>
+          <w:b/>
+          <w:bCs/>
+          <w:sz w:val="20"/>
+          <w:szCs w:val="20"/>
+          <w:lang w:val="es-419"/>
+        </w:rPr>
+      </w:pPr>
+      <w:r>
+        <w:rPr>
+          <w:rFonts w:ascii="Times New Roman" w:eastAsiaTheme="majorEastAsia" w:hAnsi="Times New Roman" w:cs="Times New Roman"/>
+          <w:b/>
+          <w:bCs/>
+          <w:sz w:val="20"/>
+          <w:szCs w:val="20"/>
+          <w:lang w:val="es-419"/>
+        </w:rPr>
+        <w:t xml:space="preserve"> Presencia digital accesible desde cualquier dispositivo.</w:t>
+      </w:r>
+    </w:p>
+    <w:p>
+      <w:pPr>
+        <w:pStyle w:val="Prrafodelista"/>
+        <w:numPr>
+          <w:ilvl w:val="0"/>
+          <w:numId w:val="18"/>
+        </w:numPr>
+        <w:jc w:val="both"/>
+        <w:rPr>
+          <w:rFonts w:ascii="Times New Roman" w:eastAsiaTheme="majorEastAsia" w:hAnsi="Times New Roman" w:cs="Times New Roman"/>
+          <w:b/>
+          <w:bCs/>
+          <w:sz w:val="20"/>
+          <w:szCs w:val="20"/>
+          <w:lang w:val="es-419"/>
+        </w:rPr>
+      </w:pPr>
+      <w:r>
+        <w:rPr>
+          <w:rFonts w:ascii="Times New Roman" w:eastAsiaTheme="majorEastAsia" w:hAnsi="Times New Roman" w:cs="Times New Roman"/>
+          <w:b/>
+          <w:bCs/>
+          <w:sz w:val="20"/>
+          <w:szCs w:val="20"/>
+          <w:lang w:val="es-419"/>
+        </w:rPr>
+        <w:t xml:space="preserve"> Base sólida para futuras campañas de marketing digital.</w:t>
+      </w:r>
+    </w:p>
+    <w:p>
+      <w:pPr>
+        <w:jc w:val="both"/>
+        <w:rPr>
+          <w:rFonts w:ascii="Times New Roman" w:eastAsiaTheme="majorEastAsia" w:hAnsi="Times New Roman" w:cs="Times New Roman"/>
+          <w:b/>
+          <w:bCs/>
+          <w:lang w:val="es-419"/>
+        </w:rPr>
+      </w:pPr>
+      <w:r>
+        <w:rPr>
+          <w:rFonts w:ascii="Times New Roman" w:eastAsiaTheme="majorEastAsia" w:hAnsi="Times New Roman" w:cs="Times New Roman"/>
+          <w:b/>
+          <w:bCs/>
+          <w:lang w:val="es-419"/>
+        </w:rPr>
+        <w:t>4. INVERSIÓN</w:t>
+      </w:r>
+    </w:p>
+    <w:tbl>
+      <w:tblPr>
+        <w:tblStyle w:val="Tablaconcuadrcula"/>
+        <w:tblW w:w="0" w:type="auto"/>
+        <w:tblLook w:val="04A0" w:firstRow="1" w:lastRow="0" w:firstColumn="1" w:lastColumn="0" w:noHBand="0" w:noVBand="1"/>
+      </w:tblPr>
+      <w:tblGrid>
+        <w:gridCol w:w="2583"/>
+        <w:gridCol w:w="1033"/>
+      </w:tblGrid>
+      <w:tr>
+        <w:tc>
+          <w:tcPr>
+            <w:tcW w:w="0" w:type="auto"/>
+            <w:hideMark/>
+          </w:tcPr>
+          <w:p>
+            <w:pPr>
+              <w:spacing w:after="200" w:line="276" w:lineRule="auto"/>
+              <w:jc w:val="both"/>
+              <w:rPr>
+                <w:rFonts w:ascii="Times New Roman" w:eastAsiaTheme="majorEastAsia" w:hAnsi="Times New Roman" w:cs="Times New Roman"/>
+                <w:b/>
+                <w:bCs/>
+                <w:sz w:val="20"/>
+                <w:szCs w:val="20"/>
+                <w:lang w:val="es-419"/>
+              </w:rPr>
+            </w:pPr>
+            <w:r>
+              <w:rPr>
+                <w:rFonts w:ascii="Times New Roman" w:eastAsiaTheme="majorEastAsia" w:hAnsi="Times New Roman" w:cs="Times New Roman"/>
+                <w:b/>
+                <w:bCs/>
+                <w:sz w:val="20"/>
+                <w:szCs w:val="20"/>
+                <w:lang w:val="es-419"/>
+              </w:rPr>
+              <w:t>Concepto</w:t>
+            </w:r>
+          </w:p>
+        </w:tc>
+        <w:tc>
+          <w:tcPr>
+            <w:tcW w:w="0" w:type="auto"/>
+            <w:hideMark/>
+          </w:tcPr>
+          <w:p>
+            <w:pPr>
+              <w:spacing w:after="200" w:line="276" w:lineRule="auto"/>
+              <w:jc w:val="both"/>
+              <w:rPr>
+                <w:rFonts w:ascii="Times New Roman" w:eastAsiaTheme="majorEastAsia" w:hAnsi="Times New Roman" w:cs="Times New Roman"/>
+                <w:b/>
+                <w:bCs/>
+                <w:sz w:val="20"/>
+                <w:szCs w:val="20"/>
+                <w:lang w:val="es-419"/>
+              </w:rPr>
+            </w:pPr>
+            <w:r>
+              <w:rPr>
+                <w:rFonts w:ascii="Times New Roman" w:eastAsiaTheme="majorEastAsia" w:hAnsi="Times New Roman" w:cs="Times New Roman"/>
+                <w:b/>
+                <w:bCs/>
+                <w:sz w:val="20"/>
+                <w:szCs w:val="20"/>
+                <w:lang w:val="es-419"/>
+              </w:rPr>
+              <w:t>Inversión</w:t>
+            </w:r>
+          </w:p>
+        </w:tc>
+      </w:tr>
+      <w:tr>
+        <w:tc>
+          <w:tcPr>
+            <w:tcW w:w="0" w:type="auto"/>
+            <w:hideMark/>
+          </w:tcPr>
+          <w:p>
+            <w:pPr>
+              <w:spacing w:after="200" w:line="276" w:lineRule="auto"/>
+              <w:jc w:val="both"/>
+              <w:rPr>
+                <w:rFonts w:ascii="Times New Roman" w:eastAsiaTheme="majorEastAsia" w:hAnsi="Times New Roman" w:cs="Times New Roman"/>
+                <w:b/>
+                <w:bCs/>
+                <w:sz w:val="20"/>
+                <w:szCs w:val="20"/>
+                <w:lang w:val="es-419"/>
+              </w:rPr>
+            </w:pPr>
+            <w:r>
+              <w:rPr>
+                <w:rFonts w:ascii="Times New Roman" w:eastAsiaTheme="majorEastAsia" w:hAnsi="Times New Roman" w:cs="Times New Roman"/>
+                <w:b/>
+                <w:bCs/>
+                <w:sz w:val="20"/>
+                <w:szCs w:val="20"/>
+                <w:lang w:val="es-419"/>
+              </w:rPr>
+              <w:t>Desarrollo Web Profesional</w:t>
+            </w:r>
+          </w:p>
+        </w:tc>
+        <w:tc>
+          <w:tcPr>
+            <w:tcW w:w="0" w:type="auto"/>
+            <w:hideMark/>
+          </w:tcPr>
+          <w:p>
+            <w:pPr>
+              <w:spacing w:after="200" w:line="276" w:lineRule="auto"/>
+              <w:jc w:val="both"/>
+              <w:rPr>
+                <w:rFonts w:ascii="Times New Roman" w:eastAsiaTheme="majorEastAsia" w:hAnsi="Times New Roman" w:cs="Times New Roman"/>
+                <w:b/>
+                <w:bCs/>
+                <w:sz w:val="20"/>
+                <w:szCs w:val="20"/>
+                <w:lang w:val="es-419"/>
+              </w:rPr>
+            </w:pPr>
+            <w:r>
+              <w:rPr>
+                <w:rFonts w:ascii="Times New Roman" w:eastAsiaTheme="majorEastAsia" w:hAnsi="Times New Roman" w:cs="Times New Roman"/>
+                <w:b/>
+                <w:bCs/>
+                <w:sz w:val="20"/>
+                <w:szCs w:val="20"/>
+                <w:lang w:val="es-419"/>
+              </w:rPr>
+              <w:t>S/ ______</w:t>
+            </w:r>
+          </w:p>
+        </w:tc>
+      </w:tr>
+      <w:tr>
+        <w:tc>
+          <w:tcPr>
+            <w:tcW w:w="0" w:type="auto"/>
+            <w:hideMark/>
+          </w:tcPr>
+          <w:p>
+            <w:pPr>
+              <w:spacing w:after="200" w:line="276" w:lineRule="auto"/>
+              <w:jc w:val="both"/>
+              <w:rPr>
+                <w:rFonts w:ascii="Times New Roman" w:eastAsiaTheme="majorEastAsia" w:hAnsi="Times New Roman" w:cs="Times New Roman"/>
+                <w:b/>
+                <w:bCs/>
+                <w:sz w:val="20"/>
+                <w:szCs w:val="20"/>
+                <w:lang w:val="es-419"/>
+              </w:rPr>
+            </w:pPr>
+            <w:r>
+              <w:rPr>
+                <w:rFonts w:ascii="Times New Roman" w:eastAsiaTheme="majorEastAsia" w:hAnsi="Times New Roman" w:cs="Times New Roman"/>
+                <w:b/>
+                <w:bCs/>
+                <w:sz w:val="20"/>
+                <w:szCs w:val="20"/>
+                <w:lang w:val="es-419"/>
+              </w:rPr>
+              <w:t>Configuración Inicial</w:t>
+            </w:r>
+          </w:p>
+        </w:tc>
+        <w:tc>
+          <w:tcPr>
+            <w:tcW w:w="0" w:type="auto"/>
+            <w:hideMark/>
+          </w:tcPr>
+          <w:p>
+            <w:pPr>
+              <w:spacing w:after="200" w:line="276" w:lineRule="auto"/>
+              <w:jc w:val="both"/>
+              <w:rPr>
+                <w:rFonts w:ascii="Times New Roman" w:eastAsiaTheme="majorEastAsia" w:hAnsi="Times New Roman" w:cs="Times New Roman"/>
+                <w:b/>
+                <w:bCs/>
+                <w:sz w:val="20"/>
+                <w:szCs w:val="20"/>
+                <w:lang w:val="es-419"/>
+              </w:rPr>
+            </w:pPr>
+            <w:r>
+              <w:rPr>
+                <w:rFonts w:ascii="Times New Roman" w:eastAsiaTheme="majorEastAsia" w:hAnsi="Times New Roman" w:cs="Times New Roman"/>
+                <w:b/>
+                <w:bCs/>
+                <w:sz w:val="20"/>
+                <w:szCs w:val="20"/>
+                <w:lang w:val="es-419"/>
+              </w:rPr>
+              <w:t>Incluido</w:t>
+            </w:r>
+          </w:p>
+        </w:tc>
+      </w:tr>
+      <w:tr>
+        <w:tc>
+          <w:tcPr>
+            <w:tcW w:w="0" w:type="auto"/>
+            <w:hideMark/>
+          </w:tcPr>
+          <w:p>
+            <w:pPr>
+              <w:spacing w:after="200" w:line="276" w:lineRule="auto"/>
+              <w:jc w:val="both"/>
+              <w:rPr>
+                <w:rFonts w:ascii="Times New Roman" w:eastAsiaTheme="majorEastAsia" w:hAnsi="Times New Roman" w:cs="Times New Roman"/>
+                <w:b/>
+                <w:bCs/>
+                <w:sz w:val="20"/>
+                <w:szCs w:val="20"/>
+                <w:lang w:val="es-419"/>
+              </w:rPr>
+            </w:pPr>
+            <w:r>
+              <w:rPr>
+                <w:rFonts w:ascii="Times New Roman" w:eastAsiaTheme="majorEastAsia" w:hAnsi="Times New Roman" w:cs="Times New Roman"/>
+                <w:b/>
+                <w:bCs/>
+                <w:sz w:val="20"/>
+                <w:szCs w:val="20"/>
+                <w:lang w:val="es-419"/>
+              </w:rPr>
+              <w:t>Optimización Responsive</w:t>
+            </w:r>
+          </w:p>
+        </w:tc>
+        <w:tc>
+          <w:tcPr>
+            <w:tcW w:w="0" w:type="auto"/>
+            <w:hideMark/>
+          </w:tcPr>
+          <w:p>
+            <w:pPr>
+              <w:spacing w:after="200" w:line="276" w:lineRule="auto"/>
+              <w:jc w:val="both"/>
+              <w:rPr>
+                <w:rFonts w:ascii="Times New Roman" w:eastAsiaTheme="majorEastAsia" w:hAnsi="Times New Roman" w:cs="Times New Roman"/>
+                <w:b/>
+                <w:bCs/>
+                <w:sz w:val="20"/>
+                <w:szCs w:val="20"/>
+                <w:lang w:val="es-419"/>
+              </w:rPr>
+            </w:pPr>
+            <w:r>
+              <w:rPr>
+                <w:rFonts w:ascii="Times New Roman" w:eastAsiaTheme="majorEastAsia" w:hAnsi="Times New Roman" w:cs="Times New Roman"/>
+                <w:b/>
+                <w:bCs/>
+                <w:sz w:val="20"/>
+                <w:szCs w:val="20"/>
+                <w:lang w:val="es-419"/>
+              </w:rPr>
+              <w:t>Incluido</w:t>
+            </w:r>
+          </w:p>
+        </w:tc>
+      </w:tr>
+      <w:tr>
+        <w:tc>
+          <w:tcPr>
+            <w:tcW w:w="0" w:type="auto"/>
+            <w:hideMark/>
+          </w:tcPr>
+          <w:p>
+            <w:pPr>
+              <w:spacing w:after="200" w:line="276" w:lineRule="auto"/>
+              <w:jc w:val="both"/>
+              <w:rPr>
+                <w:rFonts w:ascii="Times New Roman" w:eastAsiaTheme="majorEastAsia" w:hAnsi="Times New Roman" w:cs="Times New Roman"/>
+                <w:b/>
+                <w:bCs/>
+                <w:sz w:val="20"/>
+                <w:szCs w:val="20"/>
+                <w:lang w:val="es-419"/>
+              </w:rPr>
+            </w:pPr>
+            <w:r>
+              <w:rPr>
+                <w:rFonts w:ascii="Times New Roman" w:eastAsiaTheme="majorEastAsia" w:hAnsi="Times New Roman" w:cs="Times New Roman"/>
+                <w:b/>
+                <w:bCs/>
+                <w:sz w:val="20"/>
+                <w:szCs w:val="20"/>
+                <w:lang w:val="es-419"/>
+              </w:rPr>
+              <w:t>SEO Básico</w:t>
+            </w:r>
+          </w:p>
+        </w:tc>
+        <w:tc>
+          <w:tcPr>
+            <w:tcW w:w="0" w:type="auto"/>
+            <w:hideMark/>
+          </w:tcPr>
+          <w:p>
+            <w:pPr>
+              <w:spacing w:after="200" w:line="276" w:lineRule="auto"/>
+              <w:jc w:val="both"/>
+              <w:rPr>
+                <w:rFonts w:ascii="Times New Roman" w:eastAsiaTheme="majorEastAsia" w:hAnsi="Times New Roman" w:cs="Times New Roman"/>
+                <w:b/>
+                <w:bCs/>
+                <w:sz w:val="20"/>
+                <w:szCs w:val="20"/>
+                <w:lang w:val="es-419"/>
+              </w:rPr>
+            </w:pPr>
+            <w:r>
+              <w:rPr>
+                <w:rFonts w:ascii="Times New Roman" w:eastAsiaTheme="majorEastAsia" w:hAnsi="Times New Roman" w:cs="Times New Roman"/>
+                <w:b/>
+                <w:bCs/>
+                <w:sz w:val="20"/>
+                <w:szCs w:val="20"/>
+                <w:lang w:val="es-419"/>
+              </w:rPr>
+              <w:t>Incluido</w:t>
+            </w:r>
+          </w:p>
+        </w:tc>
+      </w:tr>
+      <w:tr>
+        <w:tc>
+          <w:tcPr>
+            <w:tcW w:w="0" w:type="auto"/>
+            <w:hideMark/>
+          </w:tcPr>
+          <w:p>
+            <w:pPr>
+              <w:spacing w:after="200" w:line="276" w:lineRule="auto"/>
+              <w:jc w:val="both"/>
+              <w:rPr>
+                <w:rFonts w:ascii="Times New Roman" w:eastAsiaTheme="majorEastAsia" w:hAnsi="Times New Roman" w:cs="Times New Roman"/>
+                <w:b/>
+                <w:bCs/>
+                <w:sz w:val="20"/>
+                <w:szCs w:val="20"/>
+                <w:lang w:val="es-419"/>
+              </w:rPr>
+            </w:pPr>
+            <w:r>
+              <w:rPr>
+                <w:rFonts w:ascii="Times New Roman" w:eastAsiaTheme="majorEastAsia" w:hAnsi="Times New Roman" w:cs="Times New Roman"/>
+                <w:b/>
+                <w:bCs/>
+                <w:sz w:val="20"/>
+                <w:szCs w:val="20"/>
+                <w:lang w:val="es-419"/>
+              </w:rPr>
+              <w:t>Integración WhatsApp</w:t>
+            </w:r>
+          </w:p>
+        </w:tc>
+        <w:tc>
+          <w:tcPr>
+            <w:tcW w:w="0" w:type="auto"/>
+            <w:hideMark/>
+          </w:tcPr>
+          <w:p>
+            <w:pPr>
+              <w:spacing w:after="200" w:line="276" w:lineRule="auto"/>
+              <w:jc w:val="both"/>
+              <w:rPr>
+                <w:rFonts w:ascii="Times New Roman" w:eastAsiaTheme="majorEastAsia" w:hAnsi="Times New Roman" w:cs="Times New Roman"/>
+                <w:b/>
+                <w:bCs/>
+                <w:sz w:val="20"/>
+                <w:szCs w:val="20"/>
+                <w:lang w:val="es-419"/>
+              </w:rPr>
+            </w:pPr>
+            <w:r>
+              <w:rPr>
+                <w:rFonts w:ascii="Times New Roman" w:eastAsiaTheme="majorEastAsia" w:hAnsi="Times New Roman" w:cs="Times New Roman"/>
+                <w:b/>
+                <w:bCs/>
+                <w:sz w:val="20"/>
+                <w:szCs w:val="20"/>
+                <w:lang w:val="es-419"/>
+              </w:rPr>
+              <w:t>Incluido</w:t>
+            </w:r>
+          </w:p>
+        </w:tc>
+      </w:tr>
+    </w:tbl>
+    <w:p>
+      <w:pPr>
+        <w:jc w:val="both"/>
+        <w:rPr>
+          <w:rFonts w:ascii="Times New Roman" w:eastAsiaTheme="majorEastAsia" w:hAnsi="Times New Roman" w:cs="Times New Roman"/>
+          <w:b/>
+          <w:bCs/>
+          <w:sz w:val="20"/>
+          <w:szCs w:val="20"/>
+          <w:lang w:val="es-419"/>
+        </w:rPr>
+      </w:pPr>
+    </w:p>
+    <w:p>
+      <w:pPr>
+        <w:jc w:val="both"/>
+        <w:rPr>
+          <w:rFonts w:ascii="Times New Roman" w:eastAsiaTheme="majorEastAsia" w:hAnsi="Times New Roman" w:cs="Times New Roman"/>
+          <w:b/>
+          <w:bCs/>
+          <w:sz w:val="20"/>
+          <w:szCs w:val="20"/>
+          <w:lang w:val="es-419"/>
+        </w:rPr>
+      </w:pPr>
+      <w:r>
+        <w:rPr>
+          <w:rFonts w:ascii="Times New Roman" w:eastAsiaTheme="majorEastAsia" w:hAnsi="Times New Roman" w:cs="Times New Roman"/>
+          <w:b/>
+          <w:bCs/>
+          <w:sz w:val="20"/>
+          <w:szCs w:val="20"/>
+          <w:lang w:val="es-419"/>
+        </w:rPr>
+        <w:t>INVERSIÓN TOTAL</w:t>
+      </w:r>
+    </w:p>
+    <w:p>
+      <w:pPr>
+        <w:jc w:val="both"/>
+        <w:rPr>
+          <w:rFonts w:ascii="Times New Roman" w:eastAsiaTheme="majorEastAsia" w:hAnsi="Times New Roman" w:cs="Times New Roman"/>
+          <w:b/>
+          <w:bCs/>
+          <w:sz w:val="20"/>
+          <w:szCs w:val="20"/>
+          <w:lang w:val="es-419"/>
+        </w:rPr>
+      </w:pPr>
+      <w:r>
+        <w:rPr>
+          <w:rFonts w:ascii="Times New Roman" w:eastAsiaTheme="majorEastAsia" w:hAnsi="Times New Roman" w:cs="Times New Roman"/>
+          <w:b/>
+          <w:bCs/>
+          <w:sz w:val="20"/>
+          <w:szCs w:val="20"/>
+          <w:lang w:val="es-419"/>
+        </w:rPr>
+        <w:t>S/ ________</w:t>
+      </w:r>
+    </w:p>
+    <w:p>
+      <w:pPr>
+        <w:jc w:val="both"/>
+        <w:rPr>
+          <w:rFonts w:ascii="Times New Roman" w:eastAsiaTheme="majorEastAsia" w:hAnsi="Times New Roman" w:cs="Times New Roman"/>
+          <w:b/>
+          <w:bCs/>
+          <w:sz w:val="20"/>
+          <w:szCs w:val="20"/>
+          <w:lang w:val="es-419"/>
+        </w:rPr>
+      </w:pPr>
+      <w:r>
+        <w:rPr>
+          <w:rFonts w:ascii="Times New Roman" w:eastAsiaTheme="majorEastAsia" w:hAnsi="Times New Roman" w:cs="Times New Roman"/>
+          <w:b/>
+          <w:bCs/>
+          <w:sz w:val="20"/>
+          <w:szCs w:val="20"/>
+          <w:lang w:val="es-419"/>
+        </w:rPr>
+        <w:t>*</w:t>
+      </w:r>
+      <w:r>
+        <w:rPr>
+          <w:rFonts w:ascii="Times New Roman" w:eastAsiaTheme="majorEastAsia" w:hAnsi="Times New Roman" w:cs="Times New Roman"/>
+          <w:b/>
+          <w:bCs/>
+          <w:sz w:val="20"/>
+          <w:szCs w:val="20"/>
+          <w:lang w:val="es-419"/>
+        </w:rPr>
+        <w:t>Los precios no incluyen dominio ni hosting, salvo acuerdo previo.</w:t>
+      </w:r>
+      <w:r>
+        <w:rPr>
+          <w:rFonts w:ascii="Times New Roman" w:eastAsiaTheme="majorEastAsia" w:hAnsi="Times New Roman" w:cs="Times New Roman"/>
+          <w:b/>
+          <w:bCs/>
+          <w:sz w:val="20"/>
+          <w:szCs w:val="20"/>
+          <w:lang w:val="es-419"/>
+        </w:rPr>
+        <w:t>*</w:t>
+      </w:r>
+    </w:p>
+    <w:p>
+      <w:pPr>
+        <w:jc w:val="both"/>
+        <w:rPr>
+          <w:rFonts w:ascii="Times New Roman" w:eastAsiaTheme="majorEastAsia" w:hAnsi="Times New Roman" w:cs="Times New Roman"/>
+          <w:b/>
+          <w:bCs/>
+          <w:lang w:val="es-419"/>
+        </w:rPr>
+      </w:pPr>
+      <w:r>
+        <w:rPr>
+          <w:rFonts w:ascii="Times New Roman" w:eastAsiaTheme="majorEastAsia" w:hAnsi="Times New Roman" w:cs="Times New Roman"/>
+          <w:b/>
+          <w:bCs/>
+          <w:lang w:val="es-419"/>
+        </w:rPr>
+        <w:t>5. CRONOGRAMA</w:t>
+      </w:r>
+    </w:p>
+    <w:tbl>
+      <w:tblPr>
+        <w:tblStyle w:val="Tablaconcuadrcula"/>
+        <w:tblW w:w="0" w:type="auto"/>
+        <w:tblLook w:val="04A0" w:firstRow="1" w:lastRow="0" w:firstColumn="1" w:lastColumn="0" w:noHBand="0" w:noVBand="1"/>
+      </w:tblPr>
+      <w:tblGrid>
+        <w:gridCol w:w="1739"/>
+        <w:gridCol w:w="1733"/>
+      </w:tblGrid>
+      <w:tr>
+        <w:tc>
+          <w:tcPr>
+            <w:tcW w:w="0" w:type="auto"/>
+            <w:hideMark/>
+          </w:tcPr>
+          <w:p>
+            <w:pPr>
+              <w:spacing w:after="200" w:line="276" w:lineRule="auto"/>
+              <w:jc w:val="both"/>
+              <w:rPr>
+                <w:rFonts w:ascii="Times New Roman" w:eastAsiaTheme="majorEastAsia" w:hAnsi="Times New Roman" w:cs="Times New Roman"/>
+                <w:b/>
+                <w:bCs/>
+                <w:sz w:val="20"/>
+                <w:szCs w:val="20"/>
+                <w:lang w:val="es-419"/>
+              </w:rPr>
+            </w:pPr>
+            <w:r>
+              <w:rPr>
+                <w:rFonts w:ascii="Times New Roman" w:eastAsiaTheme="majorEastAsia" w:hAnsi="Times New Roman" w:cs="Times New Roman"/>
+                <w:b/>
+                <w:bCs/>
+                <w:sz w:val="20"/>
+                <w:szCs w:val="20"/>
+                <w:lang w:val="es-419"/>
+              </w:rPr>
+              <w:t>Etapa</w:t>
+            </w:r>
+          </w:p>
+        </w:tc>
+        <w:tc>
+          <w:tcPr>
+            <w:tcW w:w="0" w:type="auto"/>
+            <w:hideMark/>
+          </w:tcPr>
+          <w:p>
+            <w:pPr>
+              <w:spacing w:after="200" w:line="276" w:lineRule="auto"/>
+              <w:jc w:val="both"/>
+              <w:rPr>
+                <w:rFonts w:ascii="Times New Roman" w:eastAsiaTheme="majorEastAsia" w:hAnsi="Times New Roman" w:cs="Times New Roman"/>
+                <w:b/>
+                <w:bCs/>
+                <w:sz w:val="20"/>
+                <w:szCs w:val="20"/>
+                <w:lang w:val="es-419"/>
+              </w:rPr>
+            </w:pPr>
+            <w:r>
+              <w:rPr>
+                <w:rFonts w:ascii="Times New Roman" w:eastAsiaTheme="majorEastAsia" w:hAnsi="Times New Roman" w:cs="Times New Roman"/>
+                <w:b/>
+                <w:bCs/>
+                <w:sz w:val="20"/>
+                <w:szCs w:val="20"/>
+                <w:lang w:val="es-419"/>
+              </w:rPr>
+              <w:t>Tiempo Estimado</w:t>
+            </w:r>
+          </w:p>
+        </w:tc>
+      </w:tr>
+      <w:tr>
+        <w:tc>
+          <w:tcPr>
+            <w:tcW w:w="0" w:type="auto"/>
+            <w:hideMark/>
+          </w:tcPr>
+          <w:p>
+            <w:pPr>
+              <w:spacing w:after="200" w:line="276" w:lineRule="auto"/>
+              <w:jc w:val="both"/>
+              <w:rPr>
+                <w:rFonts w:ascii="Times New Roman" w:eastAsiaTheme="majorEastAsia" w:hAnsi="Times New Roman" w:cs="Times New Roman"/>
+                <w:b/>
+                <w:bCs/>
+                <w:sz w:val="20"/>
+                <w:szCs w:val="20"/>
+                <w:lang w:val="es-419"/>
+              </w:rPr>
+            </w:pPr>
+            <w:r>
+              <w:rPr>
+                <w:rFonts w:ascii="Times New Roman" w:eastAsiaTheme="majorEastAsia" w:hAnsi="Times New Roman" w:cs="Times New Roman"/>
+                <w:b/>
+                <w:bCs/>
+                <w:sz w:val="20"/>
+                <w:szCs w:val="20"/>
+                <w:lang w:val="es-419"/>
+              </w:rPr>
+              <w:t>Planificación</w:t>
+            </w:r>
+          </w:p>
+        </w:tc>
+        <w:tc>
+          <w:tcPr>
+            <w:tcW w:w="0" w:type="auto"/>
+            <w:hideMark/>
+          </w:tcPr>
+          <w:p>
+            <w:pPr>
+              <w:spacing w:after="200" w:line="276" w:lineRule="auto"/>
+              <w:jc w:val="both"/>
+              <w:rPr>
+                <w:rFonts w:ascii="Times New Roman" w:eastAsiaTheme="majorEastAsia" w:hAnsi="Times New Roman" w:cs="Times New Roman"/>
+                <w:b/>
+                <w:bCs/>
+                <w:sz w:val="20"/>
+                <w:szCs w:val="20"/>
+                <w:lang w:val="es-419"/>
+              </w:rPr>
+            </w:pPr>
+            <w:r>
+              <w:rPr>
+                <w:rFonts w:ascii="Times New Roman" w:eastAsiaTheme="majorEastAsia" w:hAnsi="Times New Roman" w:cs="Times New Roman"/>
+                <w:b/>
+                <w:bCs/>
+                <w:sz w:val="20"/>
+                <w:szCs w:val="20"/>
+                <w:lang w:val="es-419"/>
+              </w:rPr>
+              <w:t>1 día</w:t>
+            </w:r>
+          </w:p>
+        </w:tc>
+      </w:tr>
+      <w:tr>
+        <w:tc>
+          <w:tcPr>
+            <w:tcW w:w="0" w:type="auto"/>
+            <w:hideMark/>
+          </w:tcPr>
+          <w:p>
+            <w:pPr>
+              <w:spacing w:after="200" w:line="276" w:lineRule="auto"/>
+              <w:jc w:val="both"/>
+              <w:rPr>
+                <w:rFonts w:ascii="Times New Roman" w:eastAsiaTheme="majorEastAsia" w:hAnsi="Times New Roman" w:cs="Times New Roman"/>
+                <w:b/>
+                <w:bCs/>
+                <w:sz w:val="20"/>
+                <w:szCs w:val="20"/>
+                <w:lang w:val="es-419"/>
+              </w:rPr>
+            </w:pPr>
+            <w:r>
+              <w:rPr>
+                <w:rFonts w:ascii="Times New Roman" w:eastAsiaTheme="majorEastAsia" w:hAnsi="Times New Roman" w:cs="Times New Roman"/>
+                <w:b/>
+                <w:bCs/>
+                <w:sz w:val="20"/>
+                <w:szCs w:val="20"/>
+                <w:lang w:val="es-419"/>
+              </w:rPr>
+              <w:t>Diseño</w:t>
+            </w:r>
+          </w:p>
+        </w:tc>
+        <w:tc>
+          <w:tcPr>
+            <w:tcW w:w="0" w:type="auto"/>
+            <w:hideMark/>
+          </w:tcPr>
+          <w:p>
+            <w:pPr>
+              <w:spacing w:after="200" w:line="276" w:lineRule="auto"/>
+              <w:jc w:val="both"/>
+              <w:rPr>
+                <w:rFonts w:ascii="Times New Roman" w:eastAsiaTheme="majorEastAsia" w:hAnsi="Times New Roman" w:cs="Times New Roman"/>
+                <w:b/>
+                <w:bCs/>
+                <w:sz w:val="20"/>
+                <w:szCs w:val="20"/>
+                <w:lang w:val="es-419"/>
+              </w:rPr>
+            </w:pPr>
+            <w:r>
+              <w:rPr>
+                <w:rFonts w:ascii="Times New Roman" w:eastAsiaTheme="majorEastAsia" w:hAnsi="Times New Roman" w:cs="Times New Roman"/>
+                <w:b/>
+                <w:bCs/>
+                <w:sz w:val="20"/>
+                <w:szCs w:val="20"/>
+                <w:lang w:val="es-419"/>
+              </w:rPr>
+              <w:t>3 a 5 días</w:t>
+            </w:r>
+          </w:p>
+        </w:tc>
+      </w:tr>
+      <w:tr>
+        <w:tc>
+          <w:tcPr>
+            <w:tcW w:w="0" w:type="auto"/>
+            <w:hideMark/>
+          </w:tcPr>
+          <w:p>
+            <w:pPr>
+              <w:spacing w:after="200" w:line="276" w:lineRule="auto"/>
+              <w:jc w:val="both"/>
+              <w:rPr>
+                <w:rFonts w:ascii="Times New Roman" w:eastAsiaTheme="majorEastAsia" w:hAnsi="Times New Roman" w:cs="Times New Roman"/>
+                <w:b/>
+                <w:bCs/>
+                <w:sz w:val="20"/>
+                <w:szCs w:val="20"/>
+                <w:lang w:val="es-419"/>
+              </w:rPr>
+            </w:pPr>
+            <w:r>
+              <w:rPr>
+                <w:rFonts w:ascii="Times New Roman" w:eastAsiaTheme="majorEastAsia" w:hAnsi="Times New Roman" w:cs="Times New Roman"/>
+                <w:b/>
+                <w:bCs/>
+                <w:sz w:val="20"/>
+                <w:szCs w:val="20"/>
+                <w:lang w:val="es-419"/>
+              </w:rPr>
+              <w:t>Desarrollo</w:t>
+            </w:r>
+          </w:p>
+        </w:tc>
+        <w:tc>
+          <w:tcPr>
+            <w:tcW w:w="0" w:type="auto"/>
+            <w:hideMark/>
+          </w:tcPr>
+          <w:p>
+            <w:pPr>
+              <w:spacing w:after="200" w:line="276" w:lineRule="auto"/>
+              <w:jc w:val="both"/>
+              <w:rPr>
+                <w:rFonts w:ascii="Times New Roman" w:eastAsiaTheme="majorEastAsia" w:hAnsi="Times New Roman" w:cs="Times New Roman"/>
+                <w:b/>
+                <w:bCs/>
+                <w:sz w:val="20"/>
+                <w:szCs w:val="20"/>
+                <w:lang w:val="es-419"/>
+              </w:rPr>
+            </w:pPr>
+            <w:r>
+              <w:rPr>
+                <w:rFonts w:ascii="Times New Roman" w:eastAsiaTheme="majorEastAsia" w:hAnsi="Times New Roman" w:cs="Times New Roman"/>
+                <w:b/>
+                <w:bCs/>
+                <w:sz w:val="20"/>
+                <w:szCs w:val="20"/>
+                <w:lang w:val="es-419"/>
+              </w:rPr>
+              <w:t>5 a 10 días</w:t>
+            </w:r>
+          </w:p>
+        </w:tc>
+      </w:tr>
+      <w:tr>
+        <w:tc>
+          <w:tcPr>
+            <w:tcW w:w="0" w:type="auto"/>
+            <w:hideMark/>
+          </w:tcPr>
+          <w:p>
+            <w:pPr>
+              <w:spacing w:after="200" w:line="276" w:lineRule="auto"/>
+              <w:jc w:val="both"/>
+              <w:rPr>
+                <w:rFonts w:ascii="Times New Roman" w:eastAsiaTheme="majorEastAsia" w:hAnsi="Times New Roman" w:cs="Times New Roman"/>
+                <w:b/>
+                <w:bCs/>
+                <w:sz w:val="20"/>
+                <w:szCs w:val="20"/>
+                <w:lang w:val="es-419"/>
+              </w:rPr>
+            </w:pPr>
+            <w:r>
+              <w:rPr>
+                <w:rFonts w:ascii="Times New Roman" w:eastAsiaTheme="majorEastAsia" w:hAnsi="Times New Roman" w:cs="Times New Roman"/>
+                <w:b/>
+                <w:bCs/>
+                <w:sz w:val="20"/>
+                <w:szCs w:val="20"/>
+                <w:lang w:val="es-419"/>
+              </w:rPr>
+              <w:t>Revisión y ajustes</w:t>
+            </w:r>
+          </w:p>
+        </w:tc>
+        <w:tc>
+          <w:tcPr>
+            <w:tcW w:w="0" w:type="auto"/>
+            <w:hideMark/>
+          </w:tcPr>
+          <w:p>
+            <w:pPr>
+              <w:spacing w:after="200" w:line="276" w:lineRule="auto"/>
+              <w:jc w:val="both"/>
+              <w:rPr>
+                <w:rFonts w:ascii="Times New Roman" w:eastAsiaTheme="majorEastAsia" w:hAnsi="Times New Roman" w:cs="Times New Roman"/>
+                <w:b/>
+                <w:bCs/>
+                <w:sz w:val="20"/>
+                <w:szCs w:val="20"/>
+                <w:lang w:val="es-419"/>
+              </w:rPr>
+            </w:pPr>
+            <w:r>
+              <w:rPr>
+                <w:rFonts w:ascii="Times New Roman" w:eastAsiaTheme="majorEastAsia" w:hAnsi="Times New Roman" w:cs="Times New Roman"/>
+                <w:b/>
+                <w:bCs/>
+                <w:sz w:val="20"/>
+                <w:szCs w:val="20"/>
+                <w:lang w:val="es-419"/>
+              </w:rPr>
+              <w:t>2 días</w:t>
+            </w:r>
+          </w:p>
+        </w:tc>
+      </w:tr>
+      <w:tr>
+        <w:tc>
+          <w:tcPr>
+            <w:tcW w:w="0" w:type="auto"/>
+            <w:hideMark/>
+          </w:tcPr>
+          <w:p>
+            <w:pPr>
+              <w:spacing w:after="200" w:line="276" w:lineRule="auto"/>
+              <w:jc w:val="both"/>
+              <w:rPr>
+                <w:rFonts w:ascii="Times New Roman" w:eastAsiaTheme="majorEastAsia" w:hAnsi="Times New Roman" w:cs="Times New Roman"/>
+                <w:b/>
+                <w:bCs/>
+                <w:sz w:val="20"/>
+                <w:szCs w:val="20"/>
+                <w:lang w:val="es-419"/>
+              </w:rPr>
+            </w:pPr>
+            <w:r>
+              <w:rPr>
+                <w:rFonts w:ascii="Times New Roman" w:eastAsiaTheme="majorEastAsia" w:hAnsi="Times New Roman" w:cs="Times New Roman"/>
+                <w:b/>
+                <w:bCs/>
+                <w:sz w:val="20"/>
+                <w:szCs w:val="20"/>
+                <w:lang w:val="es-419"/>
+              </w:rPr>
+              <w:t>Entrega final</w:t>
+            </w:r>
+          </w:p>
+        </w:tc>
+        <w:tc>
+          <w:tcPr>
+            <w:tcW w:w="0" w:type="auto"/>
+            <w:hideMark/>
+          </w:tcPr>
+          <w:p>
+            <w:pPr>
+              <w:spacing w:after="200" w:line="276" w:lineRule="auto"/>
+              <w:jc w:val="both"/>
+              <w:rPr>
+                <w:rFonts w:ascii="Times New Roman" w:eastAsiaTheme="majorEastAsia" w:hAnsi="Times New Roman" w:cs="Times New Roman"/>
+                <w:b/>
+                <w:bCs/>
+                <w:sz w:val="20"/>
+                <w:szCs w:val="20"/>
+                <w:lang w:val="es-419"/>
+              </w:rPr>
+            </w:pPr>
+            <w:r>
+              <w:rPr>
+                <w:rFonts w:ascii="Times New Roman" w:eastAsiaTheme="majorEastAsia" w:hAnsi="Times New Roman" w:cs="Times New Roman"/>
+                <w:b/>
+                <w:bCs/>
+                <w:sz w:val="20"/>
+                <w:szCs w:val="20"/>
+                <w:lang w:val="es-419"/>
+              </w:rPr>
+              <w:t>1 día</w:t>
+            </w:r>
+          </w:p>
+        </w:tc>
+      </w:tr>
+    </w:tbl>
+    <w:p>
+      <w:pPr>
+        <w:jc w:val="both"/>
+        <w:rPr>
+          <w:rFonts w:ascii="Times New Roman" w:eastAsiaTheme="majorEastAsia" w:hAnsi="Times New Roman" w:cs="Times New Roman"/>
+          <w:b/>
+          <w:bCs/>
+          <w:sz w:val="20"/>
+          <w:szCs w:val="20"/>
+          <w:lang w:val="es-419"/>
+        </w:rPr>
+      </w:pPr>
+    </w:p>
+    <w:p>
+      <w:pPr>
+        <w:jc w:val="both"/>
+        <w:rPr>
+          <w:rFonts w:ascii="Times New Roman" w:eastAsiaTheme="majorEastAsia" w:hAnsi="Times New Roman" w:cs="Times New Roman"/>
+          <w:b/>
+          <w:bCs/>
+          <w:sz w:val="20"/>
+          <w:szCs w:val="20"/>
+          <w:lang w:val="es-419"/>
+        </w:rPr>
+      </w:pPr>
+      <w:r>
+        <w:rPr>
+          <w:rFonts w:ascii="Times New Roman" w:eastAsiaTheme="majorEastAsia" w:hAnsi="Times New Roman" w:cs="Times New Roman"/>
+          <w:b/>
+          <w:bCs/>
+          <w:sz w:val="20"/>
+          <w:szCs w:val="20"/>
+          <w:lang w:val="es-419"/>
+        </w:rPr>
+        <w:t>Tiempo total estimado:</w:t>
+      </w:r>
+    </w:p>
+    <w:p>
+      <w:pPr>
+        <w:jc w:val="both"/>
+        <w:rPr>
+          <w:rFonts w:ascii="Times New Roman" w:eastAsiaTheme="majorEastAsia" w:hAnsi="Times New Roman" w:cs="Times New Roman"/>
+          <w:b/>
+          <w:bCs/>
+          <w:sz w:val="20"/>
+          <w:szCs w:val="20"/>
+          <w:lang w:val="es-419"/>
+        </w:rPr>
+      </w:pPr>
+      <w:r>
+        <w:rPr>
+          <w:rFonts w:ascii="Times New Roman" w:eastAsiaTheme="majorEastAsia" w:hAnsi="Times New Roman" w:cs="Times New Roman"/>
+          <w:b/>
+          <w:bCs/>
+          <w:sz w:val="20"/>
+          <w:szCs w:val="20"/>
+          <w:lang w:val="es-419"/>
+        </w:rPr>
+        <w:t>1 a 3 semanas, dependiendo de la complejidad del proyecto.</w:t>
+      </w:r>
+    </w:p>
+    <w:p>
+      <w:pPr>
+        <w:jc w:val="both"/>
+        <w:rPr>
+          <w:rFonts w:ascii="Times New Roman" w:eastAsiaTheme="majorEastAsia" w:hAnsi="Times New Roman" w:cs="Times New Roman"/>
+          <w:b/>
+          <w:bCs/>
+          <w:lang w:val="es-419"/>
+        </w:rPr>
+      </w:pPr>
+      <w:r>
+        <w:rPr>
+          <w:rFonts w:ascii="Times New Roman" w:eastAsiaTheme="majorEastAsia" w:hAnsi="Times New Roman" w:cs="Times New Roman"/>
+          <w:b/>
+          <w:bCs/>
+          <w:lang w:val="es-419"/>
+        </w:rPr>
+        <w:lastRenderedPageBreak/>
+        <w:t>6. CONDICIONES DE PAGO</w:t>
+      </w:r>
+    </w:p>
+    <w:p>
+      <w:pPr>
+        <w:jc w:val="both"/>
+        <w:rPr>
+          <w:rFonts w:ascii="Times New Roman" w:eastAsiaTheme="majorEastAsia" w:hAnsi="Times New Roman" w:cs="Times New Roman"/>
+          <w:b/>
+          <w:bCs/>
+          <w:sz w:val="20"/>
+          <w:szCs w:val="20"/>
+          <w:lang w:val="es-419"/>
+        </w:rPr>
+      </w:pPr>
+      <w:r>
+        <w:rPr>
+          <w:rFonts w:ascii="Times New Roman" w:eastAsiaTheme="majorEastAsia" w:hAnsi="Times New Roman" w:cs="Times New Roman"/>
+          <w:b/>
+          <w:bCs/>
+          <w:sz w:val="20"/>
+          <w:szCs w:val="20"/>
+          <w:lang w:val="es-419"/>
+        </w:rPr>
+        <w:t>Opción recomendada</w:t>
+      </w:r>
+    </w:p>
+    <w:p>
+      <w:pPr>
+        <w:jc w:val="both"/>
+        <w:rPr>
+          <w:rFonts w:ascii="Times New Roman" w:eastAsiaTheme="majorEastAsia" w:hAnsi="Times New Roman" w:cs="Times New Roman"/>
+          <w:b/>
+          <w:bCs/>
+          <w:sz w:val="20"/>
+          <w:szCs w:val="20"/>
+          <w:lang w:val="es-419"/>
+        </w:rPr>
+      </w:pPr>
+      <w:r>
+        <w:rPr>
+          <w:rFonts w:ascii="Times New Roman" w:eastAsiaTheme="majorEastAsia" w:hAnsi="Times New Roman" w:cs="Times New Roman"/>
+          <w:b/>
+          <w:bCs/>
+          <w:sz w:val="20"/>
+          <w:szCs w:val="20"/>
+          <w:lang w:val="es-419"/>
+        </w:rPr>
+        <w:t>50% para iniciar el proyecto.</w:t>
+      </w:r>
+    </w:p>
+    <w:p>
+      <w:pPr>
+        <w:jc w:val="both"/>
+        <w:rPr>
+          <w:rFonts w:ascii="Times New Roman" w:eastAsiaTheme="majorEastAsia" w:hAnsi="Times New Roman" w:cs="Times New Roman"/>
+          <w:b/>
+          <w:bCs/>
+          <w:sz w:val="20"/>
+          <w:szCs w:val="20"/>
+          <w:lang w:val="es-419"/>
+        </w:rPr>
+      </w:pPr>
+      <w:r>
+        <w:rPr>
+          <w:rFonts w:ascii="Times New Roman" w:eastAsiaTheme="majorEastAsia" w:hAnsi="Times New Roman" w:cs="Times New Roman"/>
+          <w:b/>
+          <w:bCs/>
+          <w:sz w:val="20"/>
+          <w:szCs w:val="20"/>
+          <w:lang w:val="es-419"/>
+        </w:rPr>
+        <w:t>50% al finalizar y antes de la entrega final.</w:t>
+      </w:r>
+    </w:p>
+    <w:p>
+      <w:pPr>
+        <w:jc w:val="both"/>
+        <w:rPr>
+          <w:rFonts w:ascii="Times New Roman" w:eastAsiaTheme="majorEastAsia" w:hAnsi="Times New Roman" w:cs="Times New Roman"/>
+          <w:b/>
+          <w:bCs/>
+          <w:sz w:val="20"/>
+          <w:szCs w:val="20"/>
+          <w:lang w:val="es-419"/>
+        </w:rPr>
+      </w:pPr>
+      <w:r>
+        <w:rPr>
+          <w:rFonts w:ascii="Times New Roman" w:eastAsiaTheme="majorEastAsia" w:hAnsi="Times New Roman" w:cs="Times New Roman"/>
+          <w:b/>
+          <w:bCs/>
+          <w:sz w:val="20"/>
+          <w:szCs w:val="20"/>
+          <w:lang w:val="es-419"/>
+        </w:rPr>
+        <w:t>Métodos de pago:</w:t>
+      </w:r>
+    </w:p>
+    <w:p>
+      <w:pPr>
+        <w:pStyle w:val="Prrafodelista"/>
+        <w:numPr>
+          <w:ilvl w:val="0"/>
+          <w:numId w:val="17"/>
+        </w:numPr>
+        <w:tabs>
+          <w:tab w:val="num" w:pos="720"/>
+        </w:tabs>
+        <w:jc w:val="both"/>
+        <w:rPr>
+          <w:rFonts w:ascii="Times New Roman" w:eastAsiaTheme="majorEastAsia" w:hAnsi="Times New Roman" w:cs="Times New Roman"/>
+          <w:b/>
+          <w:bCs/>
+          <w:sz w:val="20"/>
+          <w:szCs w:val="20"/>
+          <w:lang w:val="es-419"/>
+        </w:rPr>
+      </w:pPr>
+      <w:r>
+        <w:rPr>
+          <w:rFonts w:ascii="Times New Roman" w:eastAsiaTheme="majorEastAsia" w:hAnsi="Times New Roman" w:cs="Times New Roman"/>
+          <w:b/>
+          <w:bCs/>
+          <w:sz w:val="20"/>
+          <w:szCs w:val="20"/>
+          <w:lang w:val="es-419"/>
+        </w:rPr>
+        <w:t>Transferencia bancaria.</w:t>
+      </w:r>
+    </w:p>
+    <w:p>
+      <w:pPr>
+        <w:pStyle w:val="Prrafodelista"/>
+        <w:numPr>
+          <w:ilvl w:val="0"/>
+          <w:numId w:val="17"/>
+        </w:numPr>
+        <w:tabs>
+          <w:tab w:val="num" w:pos="720"/>
+        </w:tabs>
+        <w:jc w:val="both"/>
+        <w:rPr>
+          <w:rFonts w:ascii="Times New Roman" w:eastAsiaTheme="majorEastAsia" w:hAnsi="Times New Roman" w:cs="Times New Roman"/>
+          <w:b/>
+          <w:bCs/>
+          <w:sz w:val="20"/>
+          <w:szCs w:val="20"/>
+          <w:lang w:val="es-419"/>
+        </w:rPr>
+      </w:pPr>
+      <w:r>
+        <w:rPr>
+          <w:rFonts w:ascii="Times New Roman" w:eastAsiaTheme="majorEastAsia" w:hAnsi="Times New Roman" w:cs="Times New Roman"/>
+          <w:b/>
+          <w:bCs/>
+          <w:sz w:val="20"/>
+          <w:szCs w:val="20"/>
+          <w:lang w:val="es-419"/>
+        </w:rPr>
+        <w:t>Yape.</w:t>
+      </w:r>
+    </w:p>
+    <w:p>
+      <w:pPr>
+        <w:pStyle w:val="Prrafodelista"/>
+        <w:numPr>
+          <w:ilvl w:val="0"/>
+          <w:numId w:val="17"/>
+        </w:numPr>
+        <w:tabs>
+          <w:tab w:val="num" w:pos="720"/>
+        </w:tabs>
+        <w:jc w:val="both"/>
+        <w:rPr>
+          <w:rFonts w:ascii="Times New Roman" w:eastAsiaTheme="majorEastAsia" w:hAnsi="Times New Roman" w:cs="Times New Roman"/>
+          <w:b/>
+          <w:bCs/>
+          <w:sz w:val="20"/>
+          <w:szCs w:val="20"/>
+          <w:lang w:val="es-419"/>
+        </w:rPr>
+      </w:pPr>
+      <w:r>
+        <w:rPr>
+          <w:rFonts w:ascii="Times New Roman" w:eastAsiaTheme="majorEastAsia" w:hAnsi="Times New Roman" w:cs="Times New Roman"/>
+          <w:b/>
+          <w:bCs/>
+          <w:sz w:val="20"/>
+          <w:szCs w:val="20"/>
+          <w:lang w:val="es-419"/>
+        </w:rPr>
+        <w:t>Plin.</w:t>
+      </w:r>
+    </w:p>
+    <w:p>
+      <w:pPr>
+        <w:pStyle w:val="Prrafodelista"/>
+        <w:numPr>
+          <w:ilvl w:val="0"/>
+          <w:numId w:val="17"/>
+        </w:numPr>
+        <w:tabs>
+          <w:tab w:val="num" w:pos="720"/>
+        </w:tabs>
+        <w:jc w:val="both"/>
+        <w:rPr>
+          <w:rFonts w:ascii="Times New Roman" w:eastAsiaTheme="majorEastAsia" w:hAnsi="Times New Roman" w:cs="Times New Roman"/>
+          <w:b/>
+          <w:bCs/>
+          <w:sz w:val="20"/>
+          <w:szCs w:val="20"/>
+          <w:lang w:val="es-419"/>
+        </w:rPr>
+      </w:pPr>
+      <w:r>
+        <w:rPr>
+          <w:rFonts w:ascii="Times New Roman" w:eastAsiaTheme="majorEastAsia" w:hAnsi="Times New Roman" w:cs="Times New Roman"/>
+          <w:b/>
+          <w:bCs/>
+          <w:sz w:val="20"/>
+          <w:szCs w:val="20"/>
+          <w:lang w:val="es-419"/>
+        </w:rPr>
+        <w:t>Otros medios acordados previamente.</w:t>
+      </w:r>
+    </w:p>
+    <w:p>
+      <w:pPr>
+        <w:jc w:val="both"/>
+        <w:rPr>
+          <w:rFonts w:ascii="Times New Roman" w:eastAsiaTheme="majorEastAsia" w:hAnsi="Times New Roman" w:cs="Times New Roman"/>
+          <w:b/>
+          <w:bCs/>
+          <w:lang w:val="es-419"/>
+        </w:rPr>
+      </w:pPr>
+      <w:r>
+        <w:rPr>
+          <w:rFonts w:ascii="Times New Roman" w:eastAsiaTheme="majorEastAsia" w:hAnsi="Times New Roman" w:cs="Times New Roman"/>
+          <w:b/>
+          <w:bCs/>
+          <w:lang w:val="es-419"/>
+        </w:rPr>
+        <w:t>7. GARANTÍA</w:t>
+      </w:r>
+    </w:p>
+    <w:p>
+      <w:pPr>
+        <w:jc w:val="both"/>
+        <w:rPr>
+          <w:rFonts w:ascii="Times New Roman" w:eastAsiaTheme="majorEastAsia" w:hAnsi="Times New Roman" w:cs="Times New Roman"/>
+          <w:b/>
+          <w:bCs/>
+          <w:sz w:val="20"/>
+          <w:szCs w:val="20"/>
+          <w:lang w:val="es-419"/>
+        </w:rPr>
+      </w:pPr>
+      <w:r>
+        <w:rPr>
+          <w:rFonts w:ascii="Times New Roman" w:eastAsiaTheme="majorEastAsia" w:hAnsi="Times New Roman" w:cs="Times New Roman"/>
+          <w:b/>
+          <w:bCs/>
+          <w:sz w:val="20"/>
+          <w:szCs w:val="20"/>
+          <w:lang w:val="es-419"/>
+        </w:rPr>
+        <w:t>Lumoryx ofrece:</w:t>
+      </w:r>
+    </w:p>
+    <w:p>
+      <w:pPr>
+        <w:pStyle w:val="Prrafodelista"/>
+        <w:numPr>
+          <w:ilvl w:val="0"/>
+          <w:numId w:val="16"/>
+        </w:numPr>
+        <w:jc w:val="both"/>
+        <w:rPr>
+          <w:rFonts w:ascii="Times New Roman" w:eastAsiaTheme="majorEastAsia" w:hAnsi="Times New Roman" w:cs="Times New Roman"/>
+          <w:b/>
+          <w:bCs/>
+          <w:sz w:val="20"/>
+          <w:szCs w:val="20"/>
+          <w:lang w:val="es-419"/>
+        </w:rPr>
+      </w:pPr>
+      <w:r>
+        <w:rPr>
+          <w:rFonts w:ascii="Times New Roman" w:eastAsiaTheme="majorEastAsia" w:hAnsi="Times New Roman" w:cs="Times New Roman"/>
+          <w:b/>
+          <w:bCs/>
+          <w:sz w:val="20"/>
+          <w:szCs w:val="20"/>
+          <w:lang w:val="es-419"/>
+        </w:rPr>
+        <w:t>Soporte posterior a la entrega.</w:t>
+      </w:r>
+    </w:p>
+    <w:p>
+      <w:pPr>
+        <w:pStyle w:val="Prrafodelista"/>
+        <w:numPr>
+          <w:ilvl w:val="0"/>
+          <w:numId w:val="16"/>
+        </w:numPr>
+        <w:jc w:val="both"/>
+        <w:rPr>
+          <w:rFonts w:ascii="Times New Roman" w:eastAsiaTheme="majorEastAsia" w:hAnsi="Times New Roman" w:cs="Times New Roman"/>
+          <w:b/>
+          <w:bCs/>
+          <w:sz w:val="20"/>
+          <w:szCs w:val="20"/>
+          <w:lang w:val="es-419"/>
+        </w:rPr>
+      </w:pPr>
+      <w:r>
+        <w:rPr>
+          <w:rFonts w:ascii="Times New Roman" w:eastAsiaTheme="majorEastAsia" w:hAnsi="Times New Roman" w:cs="Times New Roman"/>
+          <w:b/>
+          <w:bCs/>
+          <w:sz w:val="20"/>
+          <w:szCs w:val="20"/>
+          <w:lang w:val="es-419"/>
+        </w:rPr>
+        <w:t>Corrección de errores detectados durante el periodo de garantía.</w:t>
+      </w:r>
+    </w:p>
+    <w:p>
+      <w:pPr>
+        <w:pStyle w:val="Prrafodelista"/>
+        <w:numPr>
+          <w:ilvl w:val="0"/>
+          <w:numId w:val="16"/>
+        </w:numPr>
+        <w:jc w:val="both"/>
+        <w:rPr>
+          <w:rFonts w:ascii="Times New Roman" w:eastAsiaTheme="majorEastAsia" w:hAnsi="Times New Roman" w:cs="Times New Roman"/>
+          <w:b/>
+          <w:bCs/>
+          <w:sz w:val="20"/>
+          <w:szCs w:val="20"/>
+          <w:lang w:val="es-419"/>
+        </w:rPr>
+      </w:pPr>
+      <w:r>
+        <w:rPr>
+          <w:rFonts w:ascii="Times New Roman" w:eastAsiaTheme="majorEastAsia" w:hAnsi="Times New Roman" w:cs="Times New Roman"/>
+          <w:b/>
+          <w:bCs/>
+          <w:sz w:val="20"/>
+          <w:szCs w:val="20"/>
+          <w:lang w:val="es-419"/>
+        </w:rPr>
+        <w:t>Asesoría básica para el uso del sitio web.</w:t>
+      </w:r>
+    </w:p>
+    <w:p>
+      <w:pPr>
+        <w:jc w:val="both"/>
+        <w:rPr>
+          <w:rFonts w:ascii="Times New Roman" w:eastAsiaTheme="majorEastAsia" w:hAnsi="Times New Roman" w:cs="Times New Roman"/>
+          <w:b/>
+          <w:bCs/>
+          <w:lang w:val="es-419"/>
+        </w:rPr>
+      </w:pPr>
+      <w:r>
+        <w:rPr>
+          <w:rFonts w:ascii="Times New Roman" w:eastAsiaTheme="majorEastAsia" w:hAnsi="Times New Roman" w:cs="Times New Roman"/>
+          <w:b/>
+          <w:bCs/>
+          <w:lang w:val="es-419"/>
+        </w:rPr>
+        <w:t>8. VALIDEZ DE LA PROPUESTA</w:t>
+      </w:r>
+    </w:p>
+    <w:p>
+      <w:pPr>
+        <w:jc w:val="both"/>
+        <w:rPr>
+          <w:rFonts w:ascii="Times New Roman" w:eastAsiaTheme="majorEastAsia" w:hAnsi="Times New Roman" w:cs="Times New Roman"/>
+          <w:b/>
+          <w:bCs/>
+          <w:sz w:val="20"/>
+          <w:szCs w:val="20"/>
+          <w:lang w:val="es-419"/>
+        </w:rPr>
+      </w:pPr>
+      <w:r>
+        <w:rPr>
+          <w:rFonts w:ascii="Times New Roman" w:eastAsiaTheme="majorEastAsia" w:hAnsi="Times New Roman" w:cs="Times New Roman"/>
+          <w:b/>
+          <w:bCs/>
+          <w:sz w:val="20"/>
+          <w:szCs w:val="20"/>
+          <w:lang w:val="es-419"/>
+        </w:rPr>
+        <w:t>La presente cotización tiene una vigencia de 15 días calendario desde la fecha de emisión.</w:t>
+      </w:r>
+    </w:p>
+    <w:p>
+      <w:pPr>
+        <w:jc w:val="both"/>
+        <w:rPr>
+          <w:rFonts w:ascii="Times New Roman" w:eastAsiaTheme="majorEastAsia" w:hAnsi="Times New Roman" w:cs="Times New Roman"/>
+          <w:b/>
+          <w:bCs/>
+          <w:sz w:val="20"/>
+          <w:szCs w:val="20"/>
+          <w:lang w:val="es-419"/>
+        </w:rPr>
+      </w:pPr>
+    </w:p>
+    <w:p>
+      <w:pPr>
+        <w:jc w:val="both"/>
+        <w:rPr>
+          <w:rFonts w:ascii="Times New Roman" w:eastAsiaTheme="majorEastAsia" w:hAnsi="Times New Roman" w:cs="Times New Roman"/>
+          <w:b/>
+          <w:bCs/>
+          <w:sz w:val="20"/>
+          <w:szCs w:val="20"/>
+          <w:lang w:val="es-419"/>
+        </w:rPr>
+      </w:pPr>
+      <w:r>
+        <w:rPr>
+          <w:rFonts w:ascii="Times New Roman" w:eastAsiaTheme="majorEastAsia" w:hAnsi="Times New Roman" w:cs="Times New Roman"/>
+          <w:b/>
+          <w:bCs/>
+          <w:sz w:val="20"/>
+          <w:szCs w:val="20"/>
+          <w:lang w:val="es-419"/>
+        </w:rPr>
+        <w:t>Atentamente,</w:t>
+      </w:r>
+    </w:p>
+    <w:p>
+      <w:pPr>
+        <w:jc w:val="both"/>
+        <w:rPr>
+          <w:rFonts w:ascii="Times New Roman" w:eastAsiaTheme="majorEastAsia" w:hAnsi="Times New Roman" w:cs="Times New Roman"/>
+          <w:b/>
+          <w:bCs/>
+          <w:sz w:val="20"/>
+          <w:szCs w:val="20"/>
+          <w:lang w:val="es-419"/>
+        </w:rPr>
+      </w:pPr>
+      <w:r>
+        <w:rPr>
+          <w:rFonts w:ascii="Times New Roman" w:eastAsiaTheme="majorEastAsia" w:hAnsi="Times New Roman" w:cs="Times New Roman"/>
+          <w:b/>
+          <w:bCs/>
+          <w:sz w:val="20"/>
+          <w:szCs w:val="20"/>
+          <w:lang w:val="es-419"/>
+        </w:rPr>
+        <w:drawing>
+          <wp:inline distT="0" distB="0" distL="0" distR="0" wp14:anchorId="02A7A53A" wp14:editId="211A19A3">
+            <wp:extent cx="2498651" cy="999460"/>
+            <wp:effectExtent l="0" t="0" r="0" b="0"/>
+            <wp:docPr id="268167626" name="Imagen 2"/>
+            <wp:cNvGraphicFramePr>
+              <a:graphicFrameLocks xmlns:a="http://schemas.openxmlformats.org/drawingml/2006/main" noChangeAspect="1"/>
+            </wp:cNvGraphicFramePr>
+            <a:graphic xmlns:a="http://schemas.openxmlformats.org/drawingml/2006/main">
+              <a:graphicData uri="http://schemas.openxmlformats.org/drawingml/2006/picture">
+                <pic:pic xmlns:pic="http://schemas.openxmlformats.org/drawingml/2006/picture">
+                  <pic:nvPicPr>
+                    <pic:cNvPr id="0" name="Picture 104"/>
+                    <pic:cNvPicPr>
+                      <a:picLocks noChangeAspect="1" noChangeArrowheads="1"/>
+                    </pic:cNvPicPr>
+                  </pic:nvPicPr>
+                  <pic:blipFill>
+                    <a:blip r:embed="rId6">
+                      <a:extLst>
+                        <a:ext uri="{28A0092B-C50C-407E-A947-70E740481C1C}">
+                          <a14:useLocalDpi xmlns:a14="http://schemas.microsoft.com/office/drawing/2010/main" val="0"/>
+                        </a:ext>
+                      </a:extLst>
+                    </a:blip>
+                    <a:srcRect/>
+                    <a:stretch>
+                      <a:fillRect/>
+                    </a:stretch>
+                  </pic:blipFill>
+                  <pic:spPr bwMode="auto">
+                    <a:xfrm>
+                      <a:off x="0" y="0"/>
+                      <a:ext cx="2552989" cy="1021195"/>
+                    </a:xfrm>
+                    <a:prstGeom prst="rect">
+                      <a:avLst/>
+                    </a:prstGeom>
+                    <a:noFill/>
+                    <a:ln>
+                      <a:noFill/>
+                    </a:ln>
+                  </pic:spPr>
+                </pic:pic>
+              </a:graphicData>
+            </a:graphic>
+          </wp:inline>
+        </w:drawing>
+      </w:r>
+    </w:p>
+    <w:p>
+      <w:pPr>
+        <w:jc w:val="both"/>
+        <w:rPr>
+          <w:rFonts w:ascii="Times New Roman" w:eastAsiaTheme="majorEastAsia" w:hAnsi="Times New Roman" w:cs="Times New Roman"/>
+          <w:b/>
+          <w:bCs/>
+          <w:sz w:val="20"/>
+          <w:szCs w:val="20"/>
+          <w:lang w:val="es-419"/>
+        </w:rPr>
+      </w:pPr>
+      <w:r>
+        <w:rPr>
+          <w:rFonts w:ascii="Times New Roman" w:eastAsiaTheme="majorEastAsia" w:hAnsi="Times New Roman" w:cs="Times New Roman"/>
+          <w:b/>
+          <w:bCs/>
+          <w:sz w:val="20"/>
+          <w:szCs w:val="20"/>
+          <w:lang w:val="es-419"/>
+        </w:rPr>
+        <w:t>Transformamos ideas en experiencias digitales.</w:t>
+      </w:r>
+    </w:p>
+    <w:p>
+      <w:pPr>
+        <w:jc w:val="both"/>
+        <w:rPr>
+          <w:rFonts w:ascii="Times New Roman" w:eastAsiaTheme="majorEastAsia" w:hAnsi="Times New Roman" w:cs="Times New Roman"/>
+          <w:b/>
+          <w:bCs/>
+          <w:sz w:val="20"/>
+          <w:szCs w:val="20"/>
+          <w:lang w:val="es-419"/>
+        </w:rPr>
+      </w:pPr>
+      <w:r>
+        <w:rPr>
+          <w:rFonts w:ascii="Times New Roman" w:eastAsiaTheme="majorEastAsia" w:hAnsi="Times New Roman" w:cs="Times New Roman"/>
+          <w:b/>
+          <w:bCs/>
+          <w:sz w:val="20"/>
+          <w:szCs w:val="20"/>
+          <w:lang w:val="es-419"/>
+        </w:rPr>
+        <w:t xml:space="preserve">Correo: </w:t>
+      </w:r>
+      <w:hyperlink r:id="rId7" w:history="1">
+        <w:r>
+          <w:rPr>
+            <w:sz w:val="20"/>
+            <w:szCs w:val="20"/>
+            <w:lang w:val="es-419"/>
+          </w:rPr>
+          <w:t>moisesardilesmedina@gmail.com</w:t>
+        </w:r>
+      </w:hyperlink>
+    </w:p>
+    <w:p>
+      <w:pPr>
+        <w:jc w:val="both"/>
+        <w:rPr>
+          <w:rFonts w:ascii="Times New Roman" w:eastAsiaTheme="majorEastAsia" w:hAnsi="Times New Roman" w:cs="Times New Roman"/>
+          <w:b/>
+          <w:bCs/>
+          <w:sz w:val="20"/>
+          <w:szCs w:val="20"/>
+          <w:lang w:val="es-419"/>
+        </w:rPr>
+      </w:pPr>
+      <w:r>
+        <w:rPr>
+          <w:rFonts w:ascii="Times New Roman" w:eastAsiaTheme="majorEastAsia" w:hAnsi="Times New Roman" w:cs="Times New Roman"/>
+          <w:b/>
+          <w:bCs/>
+          <w:sz w:val="20"/>
+          <w:szCs w:val="20"/>
+          <w:lang w:val="es-419"/>
+        </w:rPr>
+        <w:t>WhatsApp: +51 955 338 183</w:t>
+      </w:r>
+    </w:p>
+    <w:p>
+      <w:pPr>
+        <w:jc w:val="both"/>
         <w:rPr>
           <w:rFonts w:ascii="Times New Roman" w:hAnsi="Times New Roman" w:cs="Times New Roman"/>
         </w:rPr>
       </w:pPr>
-      <w:r>
-        <w:rPr>
-          <w:rFonts w:ascii="Times New Roman" w:hAnsi="Times New Roman" w:cs="Times New Roman"/>
-        </w:rPr>
-        <w:t>Cliente: __________________</w:t>
-      </w:r>
-    </w:p>
-    <w:p>
-      <w:pPr>
-        <w:rPr>
-          <w:rFonts w:ascii="Times New Roman" w:hAnsi="Times New Roman" w:cs="Times New Roman"/>
-        </w:rPr>
-      </w:pPr>
-      <w:r>
-        <w:rPr>
-          <w:rFonts w:ascii="Times New Roman" w:hAnsi="Times New Roman" w:cs="Times New Roman"/>
-        </w:rPr>
-        <w:t>Fecha: __________________</w:t>
-      </w:r>
-    </w:p>
-    <w:p>
-      <w:pPr>
-        <w:pStyle w:val="Ttulo2"/>
-        <w:rPr>
-          <w:rFonts w:ascii="Times New Roman" w:hAnsi="Times New Roman" w:cs="Times New Roman"/>
-          <w:color w:val="auto"/>
-        </w:rPr>
-      </w:pPr>
-      <w:r>
-        <w:rPr>
-          <w:rFonts w:ascii="Times New Roman" w:hAnsi="Times New Roman" w:cs="Times New Roman"/>
-          <w:color w:val="auto"/>
-        </w:rPr>
-        <w:t>Servicios Incluidos</w:t>
-      </w:r>
-    </w:p>
-    <w:p>
-      <w:pPr>
-        <w:rPr>
-          <w:rFonts w:ascii="Times New Roman" w:hAnsi="Times New Roman" w:cs="Times New Roman"/>
-        </w:rPr>
-      </w:pPr>
-      <w:r>
-        <w:rPr>
-          <w:rFonts w:ascii="Times New Roman" w:hAnsi="Times New Roman" w:cs="Times New Roman"/>
-        </w:rPr>
-        <w:t>• Diseño de página web</w:t>
-      </w:r>
-    </w:p>
-    <w:p>
-      <w:pPr>
-        <w:rPr>
-          <w:rFonts w:ascii="Times New Roman" w:hAnsi="Times New Roman" w:cs="Times New Roman"/>
-        </w:rPr>
-      </w:pPr>
-      <w:r>
-        <w:rPr>
-          <w:rFonts w:ascii="Times New Roman" w:hAnsi="Times New Roman" w:cs="Times New Roman"/>
-        </w:rPr>
-        <w:t>• Optimización móvil</w:t>
-      </w:r>
-    </w:p>
-    <w:p>
-      <w:pPr>
-        <w:rPr>
-          <w:rFonts w:ascii="Times New Roman" w:hAnsi="Times New Roman" w:cs="Times New Roman"/>
-        </w:rPr>
-      </w:pPr>
-      <w:r>
-        <w:rPr>
-          <w:rFonts w:ascii="Times New Roman" w:hAnsi="Times New Roman" w:cs="Times New Roman"/>
-        </w:rPr>
-        <w:t>• Botón de WhatsApp</w:t>
-      </w:r>
-    </w:p>
-    <w:p>
-      <w:pPr>
-        <w:rPr>
-          <w:rFonts w:ascii="Times New Roman" w:hAnsi="Times New Roman" w:cs="Times New Roman"/>
-        </w:rPr>
-      </w:pPr>
-      <w:r>
-        <w:rPr>
-          <w:rFonts w:ascii="Times New Roman" w:hAnsi="Times New Roman" w:cs="Times New Roman"/>
-        </w:rPr>
-        <w:t>• Hosting y dominio (opcional)</w:t>
-      </w:r>
-    </w:p>
-    <w:p>
-      <w:pPr>
-        <w:pStyle w:val="Ttulo2"/>
-        <w:rPr>
-          <w:rFonts w:ascii="Times New Roman" w:hAnsi="Times New Roman" w:cs="Times New Roman"/>
-          <w:color w:val="auto"/>
-        </w:rPr>
-      </w:pPr>
-      <w:r>
-        <w:rPr>
-          <w:rFonts w:ascii="Times New Roman" w:hAnsi="Times New Roman" w:cs="Times New Roman"/>
-          <w:color w:val="auto"/>
-        </w:rPr>
-        <w:t>Precio</w:t>
-      </w:r>
-    </w:p>
-    <w:p>
-      <w:pPr>
-        <w:rPr>
-          <w:rFonts w:ascii="Times New Roman" w:hAnsi="Times New Roman" w:cs="Times New Roman"/>
-        </w:rPr>
-      </w:pPr>
-      <w:r>
-        <w:rPr>
-          <w:rFonts w:ascii="Times New Roman" w:hAnsi="Times New Roman" w:cs="Times New Roman"/>
-        </w:rPr>
-        <w:t>S/ __________</w:t>
-      </w:r>
-    </w:p>
-    <w:p>
-      <w:pPr>
-        <w:pStyle w:val="Ttulo2"/>
-        <w:rPr>
-          <w:rFonts w:ascii="Times New Roman" w:hAnsi="Times New Roman" w:cs="Times New Roman"/>
-          <w:color w:val="auto"/>
-        </w:rPr>
-      </w:pPr>
-      <w:r>
-        <w:rPr>
-          <w:rFonts w:ascii="Times New Roman" w:hAnsi="Times New Roman" w:cs="Times New Roman"/>
-          <w:color w:val="auto"/>
-        </w:rPr>
-        <w:t>Condiciones</w:t>
-      </w:r>
-    </w:p>
-    <w:p>
-      <w:pPr>
-        <w:rPr>
-          <w:rFonts w:ascii="Times New Roman" w:hAnsi="Times New Roman" w:cs="Times New Roman"/>
-        </w:rPr>
-      </w:pPr>
-      <w:r>
-        <w:rPr>
-          <w:rFonts w:ascii="Times New Roman" w:hAnsi="Times New Roman" w:cs="Times New Roman"/>
-        </w:rPr>
-        <w:t>50% inicial y 50% contra entrega.</w:t>
-      </w:r>
     </w:p>
     <w:sectPr>
       <w:pgSz w:w="12240" w:h="15840"/>
@@ -350,6 +3065,1352 @@
       </w:pPr>
       <w:rPr>
         <w:rFonts w:ascii="Symbol" w:hAnsi="Symbol" w:hint="default"/>
+      </w:rPr>
+    </w:lvl>
+  </w:abstractNum>
+  <w:abstractNum w:abstractNumId="9" w15:restartNumberingAfterBreak="0">
+    <w:nsid w:val="0428179E"/>
+    <w:multiLevelType w:val="multilevel"/>
+    <w:tmpl w:val="7A709D3A"/>
+    <w:lvl w:ilvl="0">
+      <w:start w:val="1"/>
+      <w:numFmt w:val="bullet"/>
+      <w:lvlText w:val=""/>
+      <w:lvlJc w:val="left"/>
+      <w:pPr>
+        <w:tabs>
+          <w:tab w:val="num" w:pos="720"/>
+        </w:tabs>
+        <w:ind w:left="720" w:hanging="360"/>
+      </w:pPr>
+      <w:rPr>
+        <w:rFonts w:ascii="Symbol" w:hAnsi="Symbol" w:hint="default"/>
+        <w:sz w:val="20"/>
+      </w:rPr>
+    </w:lvl>
+    <w:lvl w:ilvl="1" w:tentative="1">
+      <w:start w:val="1"/>
+      <w:numFmt w:val="bullet"/>
+      <w:lvlText w:val="o"/>
+      <w:lvlJc w:val="left"/>
+      <w:pPr>
+        <w:tabs>
+          <w:tab w:val="num" w:pos="1440"/>
+        </w:tabs>
+        <w:ind w:left="1440" w:hanging="360"/>
+      </w:pPr>
+      <w:rPr>
+        <w:rFonts w:ascii="Courier New" w:hAnsi="Courier New" w:hint="default"/>
+        <w:sz w:val="20"/>
+      </w:rPr>
+    </w:lvl>
+    <w:lvl w:ilvl="2" w:tentative="1">
+      <w:start w:val="1"/>
+      <w:numFmt w:val="bullet"/>
+      <w:lvlText w:val=""/>
+      <w:lvlJc w:val="left"/>
+      <w:pPr>
+        <w:tabs>
+          <w:tab w:val="num" w:pos="2160"/>
+        </w:tabs>
+        <w:ind w:left="2160" w:hanging="360"/>
+      </w:pPr>
+      <w:rPr>
+        <w:rFonts w:ascii="Wingdings" w:hAnsi="Wingdings" w:hint="default"/>
+        <w:sz w:val="20"/>
+      </w:rPr>
+    </w:lvl>
+    <w:lvl w:ilvl="3" w:tentative="1">
+      <w:start w:val="1"/>
+      <w:numFmt w:val="bullet"/>
+      <w:lvlText w:val=""/>
+      <w:lvlJc w:val="left"/>
+      <w:pPr>
+        <w:tabs>
+          <w:tab w:val="num" w:pos="2880"/>
+        </w:tabs>
+        <w:ind w:left="2880" w:hanging="360"/>
+      </w:pPr>
+      <w:rPr>
+        <w:rFonts w:ascii="Wingdings" w:hAnsi="Wingdings" w:hint="default"/>
+        <w:sz w:val="20"/>
+      </w:rPr>
+    </w:lvl>
+    <w:lvl w:ilvl="4" w:tentative="1">
+      <w:start w:val="1"/>
+      <w:numFmt w:val="bullet"/>
+      <w:lvlText w:val=""/>
+      <w:lvlJc w:val="left"/>
+      <w:pPr>
+        <w:tabs>
+          <w:tab w:val="num" w:pos="3600"/>
+        </w:tabs>
+        <w:ind w:left="3600" w:hanging="360"/>
+      </w:pPr>
+      <w:rPr>
+        <w:rFonts w:ascii="Wingdings" w:hAnsi="Wingdings" w:hint="default"/>
+        <w:sz w:val="20"/>
+      </w:rPr>
+    </w:lvl>
+    <w:lvl w:ilvl="5" w:tentative="1">
+      <w:start w:val="1"/>
+      <w:numFmt w:val="bullet"/>
+      <w:lvlText w:val=""/>
+      <w:lvlJc w:val="left"/>
+      <w:pPr>
+        <w:tabs>
+          <w:tab w:val="num" w:pos="4320"/>
+        </w:tabs>
+        <w:ind w:left="4320" w:hanging="360"/>
+      </w:pPr>
+      <w:rPr>
+        <w:rFonts w:ascii="Wingdings" w:hAnsi="Wingdings" w:hint="default"/>
+        <w:sz w:val="20"/>
+      </w:rPr>
+    </w:lvl>
+    <w:lvl w:ilvl="6" w:tentative="1">
+      <w:start w:val="1"/>
+      <w:numFmt w:val="bullet"/>
+      <w:lvlText w:val=""/>
+      <w:lvlJc w:val="left"/>
+      <w:pPr>
+        <w:tabs>
+          <w:tab w:val="num" w:pos="5040"/>
+        </w:tabs>
+        <w:ind w:left="5040" w:hanging="360"/>
+      </w:pPr>
+      <w:rPr>
+        <w:rFonts w:ascii="Wingdings" w:hAnsi="Wingdings" w:hint="default"/>
+        <w:sz w:val="20"/>
+      </w:rPr>
+    </w:lvl>
+    <w:lvl w:ilvl="7" w:tentative="1">
+      <w:start w:val="1"/>
+      <w:numFmt w:val="bullet"/>
+      <w:lvlText w:val=""/>
+      <w:lvlJc w:val="left"/>
+      <w:pPr>
+        <w:tabs>
+          <w:tab w:val="num" w:pos="5760"/>
+        </w:tabs>
+        <w:ind w:left="5760" w:hanging="360"/>
+      </w:pPr>
+      <w:rPr>
+        <w:rFonts w:ascii="Wingdings" w:hAnsi="Wingdings" w:hint="default"/>
+        <w:sz w:val="20"/>
+      </w:rPr>
+    </w:lvl>
+    <w:lvl w:ilvl="8" w:tentative="1">
+      <w:start w:val="1"/>
+      <w:numFmt w:val="bullet"/>
+      <w:lvlText w:val=""/>
+      <w:lvlJc w:val="left"/>
+      <w:pPr>
+        <w:tabs>
+          <w:tab w:val="num" w:pos="6480"/>
+        </w:tabs>
+        <w:ind w:left="6480" w:hanging="360"/>
+      </w:pPr>
+      <w:rPr>
+        <w:rFonts w:ascii="Wingdings" w:hAnsi="Wingdings" w:hint="default"/>
+        <w:sz w:val="20"/>
+      </w:rPr>
+    </w:lvl>
+  </w:abstractNum>
+  <w:abstractNum w:abstractNumId="10" w15:restartNumberingAfterBreak="0">
+    <w:nsid w:val="0BBB4020"/>
+    <w:multiLevelType w:val="hybridMultilevel"/>
+    <w:tmpl w:val="82FED9DE"/>
+    <w:lvl w:ilvl="0" w:tplc="580A0001">
+      <w:start w:val="1"/>
+      <w:numFmt w:val="bullet"/>
+      <w:lvlText w:val=""/>
+      <w:lvlJc w:val="left"/>
+      <w:pPr>
+        <w:ind w:left="720" w:hanging="360"/>
+      </w:pPr>
+      <w:rPr>
+        <w:rFonts w:ascii="Symbol" w:hAnsi="Symbol" w:hint="default"/>
+      </w:rPr>
+    </w:lvl>
+    <w:lvl w:ilvl="1" w:tplc="580A0003" w:tentative="1">
+      <w:start w:val="1"/>
+      <w:numFmt w:val="bullet"/>
+      <w:lvlText w:val="o"/>
+      <w:lvlJc w:val="left"/>
+      <w:pPr>
+        <w:ind w:left="1440" w:hanging="360"/>
+      </w:pPr>
+      <w:rPr>
+        <w:rFonts w:ascii="Courier New" w:hAnsi="Courier New" w:cs="Courier New" w:hint="default"/>
+      </w:rPr>
+    </w:lvl>
+    <w:lvl w:ilvl="2" w:tplc="580A0005" w:tentative="1">
+      <w:start w:val="1"/>
+      <w:numFmt w:val="bullet"/>
+      <w:lvlText w:val=""/>
+      <w:lvlJc w:val="left"/>
+      <w:pPr>
+        <w:ind w:left="2160" w:hanging="360"/>
+      </w:pPr>
+      <w:rPr>
+        <w:rFonts w:ascii="Wingdings" w:hAnsi="Wingdings" w:hint="default"/>
+      </w:rPr>
+    </w:lvl>
+    <w:lvl w:ilvl="3" w:tplc="580A0001" w:tentative="1">
+      <w:start w:val="1"/>
+      <w:numFmt w:val="bullet"/>
+      <w:lvlText w:val=""/>
+      <w:lvlJc w:val="left"/>
+      <w:pPr>
+        <w:ind w:left="2880" w:hanging="360"/>
+      </w:pPr>
+      <w:rPr>
+        <w:rFonts w:ascii="Symbol" w:hAnsi="Symbol" w:hint="default"/>
+      </w:rPr>
+    </w:lvl>
+    <w:lvl w:ilvl="4" w:tplc="580A0003" w:tentative="1">
+      <w:start w:val="1"/>
+      <w:numFmt w:val="bullet"/>
+      <w:lvlText w:val="o"/>
+      <w:lvlJc w:val="left"/>
+      <w:pPr>
+        <w:ind w:left="3600" w:hanging="360"/>
+      </w:pPr>
+      <w:rPr>
+        <w:rFonts w:ascii="Courier New" w:hAnsi="Courier New" w:cs="Courier New" w:hint="default"/>
+      </w:rPr>
+    </w:lvl>
+    <w:lvl w:ilvl="5" w:tplc="580A0005" w:tentative="1">
+      <w:start w:val="1"/>
+      <w:numFmt w:val="bullet"/>
+      <w:lvlText w:val=""/>
+      <w:lvlJc w:val="left"/>
+      <w:pPr>
+        <w:ind w:left="4320" w:hanging="360"/>
+      </w:pPr>
+      <w:rPr>
+        <w:rFonts w:ascii="Wingdings" w:hAnsi="Wingdings" w:hint="default"/>
+      </w:rPr>
+    </w:lvl>
+    <w:lvl w:ilvl="6" w:tplc="580A0001" w:tentative="1">
+      <w:start w:val="1"/>
+      <w:numFmt w:val="bullet"/>
+      <w:lvlText w:val=""/>
+      <w:lvlJc w:val="left"/>
+      <w:pPr>
+        <w:ind w:left="5040" w:hanging="360"/>
+      </w:pPr>
+      <w:rPr>
+        <w:rFonts w:ascii="Symbol" w:hAnsi="Symbol" w:hint="default"/>
+      </w:rPr>
+    </w:lvl>
+    <w:lvl w:ilvl="7" w:tplc="580A0003" w:tentative="1">
+      <w:start w:val="1"/>
+      <w:numFmt w:val="bullet"/>
+      <w:lvlText w:val="o"/>
+      <w:lvlJc w:val="left"/>
+      <w:pPr>
+        <w:ind w:left="5760" w:hanging="360"/>
+      </w:pPr>
+      <w:rPr>
+        <w:rFonts w:ascii="Courier New" w:hAnsi="Courier New" w:cs="Courier New" w:hint="default"/>
+      </w:rPr>
+    </w:lvl>
+    <w:lvl w:ilvl="8" w:tplc="580A0005" w:tentative="1">
+      <w:start w:val="1"/>
+      <w:numFmt w:val="bullet"/>
+      <w:lvlText w:val=""/>
+      <w:lvlJc w:val="left"/>
+      <w:pPr>
+        <w:ind w:left="6480" w:hanging="360"/>
+      </w:pPr>
+      <w:rPr>
+        <w:rFonts w:ascii="Wingdings" w:hAnsi="Wingdings" w:hint="default"/>
+      </w:rPr>
+    </w:lvl>
+  </w:abstractNum>
+  <w:abstractNum w:abstractNumId="11" w15:restartNumberingAfterBreak="0">
+    <w:nsid w:val="15202F8B"/>
+    <w:multiLevelType w:val="hybridMultilevel"/>
+    <w:tmpl w:val="673CED4A"/>
+    <w:lvl w:ilvl="0" w:tplc="580A0001">
+      <w:start w:val="1"/>
+      <w:numFmt w:val="bullet"/>
+      <w:lvlText w:val=""/>
+      <w:lvlJc w:val="left"/>
+      <w:pPr>
+        <w:ind w:left="720" w:hanging="360"/>
+      </w:pPr>
+      <w:rPr>
+        <w:rFonts w:ascii="Symbol" w:hAnsi="Symbol" w:hint="default"/>
+      </w:rPr>
+    </w:lvl>
+    <w:lvl w:ilvl="1" w:tplc="580A0003" w:tentative="1">
+      <w:start w:val="1"/>
+      <w:numFmt w:val="bullet"/>
+      <w:lvlText w:val="o"/>
+      <w:lvlJc w:val="left"/>
+      <w:pPr>
+        <w:ind w:left="1440" w:hanging="360"/>
+      </w:pPr>
+      <w:rPr>
+        <w:rFonts w:ascii="Courier New" w:hAnsi="Courier New" w:cs="Courier New" w:hint="default"/>
+      </w:rPr>
+    </w:lvl>
+    <w:lvl w:ilvl="2" w:tplc="580A0005" w:tentative="1">
+      <w:start w:val="1"/>
+      <w:numFmt w:val="bullet"/>
+      <w:lvlText w:val=""/>
+      <w:lvlJc w:val="left"/>
+      <w:pPr>
+        <w:ind w:left="2160" w:hanging="360"/>
+      </w:pPr>
+      <w:rPr>
+        <w:rFonts w:ascii="Wingdings" w:hAnsi="Wingdings" w:hint="default"/>
+      </w:rPr>
+    </w:lvl>
+    <w:lvl w:ilvl="3" w:tplc="580A0001" w:tentative="1">
+      <w:start w:val="1"/>
+      <w:numFmt w:val="bullet"/>
+      <w:lvlText w:val=""/>
+      <w:lvlJc w:val="left"/>
+      <w:pPr>
+        <w:ind w:left="2880" w:hanging="360"/>
+      </w:pPr>
+      <w:rPr>
+        <w:rFonts w:ascii="Symbol" w:hAnsi="Symbol" w:hint="default"/>
+      </w:rPr>
+    </w:lvl>
+    <w:lvl w:ilvl="4" w:tplc="580A0003" w:tentative="1">
+      <w:start w:val="1"/>
+      <w:numFmt w:val="bullet"/>
+      <w:lvlText w:val="o"/>
+      <w:lvlJc w:val="left"/>
+      <w:pPr>
+        <w:ind w:left="3600" w:hanging="360"/>
+      </w:pPr>
+      <w:rPr>
+        <w:rFonts w:ascii="Courier New" w:hAnsi="Courier New" w:cs="Courier New" w:hint="default"/>
+      </w:rPr>
+    </w:lvl>
+    <w:lvl w:ilvl="5" w:tplc="580A0005" w:tentative="1">
+      <w:start w:val="1"/>
+      <w:numFmt w:val="bullet"/>
+      <w:lvlText w:val=""/>
+      <w:lvlJc w:val="left"/>
+      <w:pPr>
+        <w:ind w:left="4320" w:hanging="360"/>
+      </w:pPr>
+      <w:rPr>
+        <w:rFonts w:ascii="Wingdings" w:hAnsi="Wingdings" w:hint="default"/>
+      </w:rPr>
+    </w:lvl>
+    <w:lvl w:ilvl="6" w:tplc="580A0001" w:tentative="1">
+      <w:start w:val="1"/>
+      <w:numFmt w:val="bullet"/>
+      <w:lvlText w:val=""/>
+      <w:lvlJc w:val="left"/>
+      <w:pPr>
+        <w:ind w:left="5040" w:hanging="360"/>
+      </w:pPr>
+      <w:rPr>
+        <w:rFonts w:ascii="Symbol" w:hAnsi="Symbol" w:hint="default"/>
+      </w:rPr>
+    </w:lvl>
+    <w:lvl w:ilvl="7" w:tplc="580A0003" w:tentative="1">
+      <w:start w:val="1"/>
+      <w:numFmt w:val="bullet"/>
+      <w:lvlText w:val="o"/>
+      <w:lvlJc w:val="left"/>
+      <w:pPr>
+        <w:ind w:left="5760" w:hanging="360"/>
+      </w:pPr>
+      <w:rPr>
+        <w:rFonts w:ascii="Courier New" w:hAnsi="Courier New" w:cs="Courier New" w:hint="default"/>
+      </w:rPr>
+    </w:lvl>
+    <w:lvl w:ilvl="8" w:tplc="580A0005" w:tentative="1">
+      <w:start w:val="1"/>
+      <w:numFmt w:val="bullet"/>
+      <w:lvlText w:val=""/>
+      <w:lvlJc w:val="left"/>
+      <w:pPr>
+        <w:ind w:left="6480" w:hanging="360"/>
+      </w:pPr>
+      <w:rPr>
+        <w:rFonts w:ascii="Wingdings" w:hAnsi="Wingdings" w:hint="default"/>
+      </w:rPr>
+    </w:lvl>
+  </w:abstractNum>
+  <w:abstractNum w:abstractNumId="12" w15:restartNumberingAfterBreak="0">
+    <w:nsid w:val="21C234FB"/>
+    <w:multiLevelType w:val="multilevel"/>
+    <w:tmpl w:val="92CE8D92"/>
+    <w:lvl w:ilvl="0">
+      <w:start w:val="1"/>
+      <w:numFmt w:val="bullet"/>
+      <w:lvlText w:val=""/>
+      <w:lvlJc w:val="left"/>
+      <w:pPr>
+        <w:tabs>
+          <w:tab w:val="num" w:pos="720"/>
+        </w:tabs>
+        <w:ind w:left="720" w:hanging="360"/>
+      </w:pPr>
+      <w:rPr>
+        <w:rFonts w:ascii="Symbol" w:hAnsi="Symbol" w:hint="default"/>
+        <w:sz w:val="20"/>
+      </w:rPr>
+    </w:lvl>
+    <w:lvl w:ilvl="1" w:tentative="1">
+      <w:start w:val="1"/>
+      <w:numFmt w:val="bullet"/>
+      <w:lvlText w:val="o"/>
+      <w:lvlJc w:val="left"/>
+      <w:pPr>
+        <w:tabs>
+          <w:tab w:val="num" w:pos="1440"/>
+        </w:tabs>
+        <w:ind w:left="1440" w:hanging="360"/>
+      </w:pPr>
+      <w:rPr>
+        <w:rFonts w:ascii="Courier New" w:hAnsi="Courier New" w:hint="default"/>
+        <w:sz w:val="20"/>
+      </w:rPr>
+    </w:lvl>
+    <w:lvl w:ilvl="2" w:tentative="1">
+      <w:start w:val="1"/>
+      <w:numFmt w:val="bullet"/>
+      <w:lvlText w:val=""/>
+      <w:lvlJc w:val="left"/>
+      <w:pPr>
+        <w:tabs>
+          <w:tab w:val="num" w:pos="2160"/>
+        </w:tabs>
+        <w:ind w:left="2160" w:hanging="360"/>
+      </w:pPr>
+      <w:rPr>
+        <w:rFonts w:ascii="Wingdings" w:hAnsi="Wingdings" w:hint="default"/>
+        <w:sz w:val="20"/>
+      </w:rPr>
+    </w:lvl>
+    <w:lvl w:ilvl="3" w:tentative="1">
+      <w:start w:val="1"/>
+      <w:numFmt w:val="bullet"/>
+      <w:lvlText w:val=""/>
+      <w:lvlJc w:val="left"/>
+      <w:pPr>
+        <w:tabs>
+          <w:tab w:val="num" w:pos="2880"/>
+        </w:tabs>
+        <w:ind w:left="2880" w:hanging="360"/>
+      </w:pPr>
+      <w:rPr>
+        <w:rFonts w:ascii="Wingdings" w:hAnsi="Wingdings" w:hint="default"/>
+        <w:sz w:val="20"/>
+      </w:rPr>
+    </w:lvl>
+    <w:lvl w:ilvl="4" w:tentative="1">
+      <w:start w:val="1"/>
+      <w:numFmt w:val="bullet"/>
+      <w:lvlText w:val=""/>
+      <w:lvlJc w:val="left"/>
+      <w:pPr>
+        <w:tabs>
+          <w:tab w:val="num" w:pos="3600"/>
+        </w:tabs>
+        <w:ind w:left="3600" w:hanging="360"/>
+      </w:pPr>
+      <w:rPr>
+        <w:rFonts w:ascii="Wingdings" w:hAnsi="Wingdings" w:hint="default"/>
+        <w:sz w:val="20"/>
+      </w:rPr>
+    </w:lvl>
+    <w:lvl w:ilvl="5" w:tentative="1">
+      <w:start w:val="1"/>
+      <w:numFmt w:val="bullet"/>
+      <w:lvlText w:val=""/>
+      <w:lvlJc w:val="left"/>
+      <w:pPr>
+        <w:tabs>
+          <w:tab w:val="num" w:pos="4320"/>
+        </w:tabs>
+        <w:ind w:left="4320" w:hanging="360"/>
+      </w:pPr>
+      <w:rPr>
+        <w:rFonts w:ascii="Wingdings" w:hAnsi="Wingdings" w:hint="default"/>
+        <w:sz w:val="20"/>
+      </w:rPr>
+    </w:lvl>
+    <w:lvl w:ilvl="6" w:tentative="1">
+      <w:start w:val="1"/>
+      <w:numFmt w:val="bullet"/>
+      <w:lvlText w:val=""/>
+      <w:lvlJc w:val="left"/>
+      <w:pPr>
+        <w:tabs>
+          <w:tab w:val="num" w:pos="5040"/>
+        </w:tabs>
+        <w:ind w:left="5040" w:hanging="360"/>
+      </w:pPr>
+      <w:rPr>
+        <w:rFonts w:ascii="Wingdings" w:hAnsi="Wingdings" w:hint="default"/>
+        <w:sz w:val="20"/>
+      </w:rPr>
+    </w:lvl>
+    <w:lvl w:ilvl="7" w:tentative="1">
+      <w:start w:val="1"/>
+      <w:numFmt w:val="bullet"/>
+      <w:lvlText w:val=""/>
+      <w:lvlJc w:val="left"/>
+      <w:pPr>
+        <w:tabs>
+          <w:tab w:val="num" w:pos="5760"/>
+        </w:tabs>
+        <w:ind w:left="5760" w:hanging="360"/>
+      </w:pPr>
+      <w:rPr>
+        <w:rFonts w:ascii="Wingdings" w:hAnsi="Wingdings" w:hint="default"/>
+        <w:sz w:val="20"/>
+      </w:rPr>
+    </w:lvl>
+    <w:lvl w:ilvl="8" w:tentative="1">
+      <w:start w:val="1"/>
+      <w:numFmt w:val="bullet"/>
+      <w:lvlText w:val=""/>
+      <w:lvlJc w:val="left"/>
+      <w:pPr>
+        <w:tabs>
+          <w:tab w:val="num" w:pos="6480"/>
+        </w:tabs>
+        <w:ind w:left="6480" w:hanging="360"/>
+      </w:pPr>
+      <w:rPr>
+        <w:rFonts w:ascii="Wingdings" w:hAnsi="Wingdings" w:hint="default"/>
+        <w:sz w:val="20"/>
+      </w:rPr>
+    </w:lvl>
+  </w:abstractNum>
+  <w:abstractNum w:abstractNumId="13" w15:restartNumberingAfterBreak="0">
+    <w:nsid w:val="47B76F23"/>
+    <w:multiLevelType w:val="hybridMultilevel"/>
+    <w:tmpl w:val="D8A847A2"/>
+    <w:lvl w:ilvl="0" w:tplc="580A0001">
+      <w:start w:val="1"/>
+      <w:numFmt w:val="bullet"/>
+      <w:lvlText w:val=""/>
+      <w:lvlJc w:val="left"/>
+      <w:pPr>
+        <w:ind w:left="720" w:hanging="360"/>
+      </w:pPr>
+      <w:rPr>
+        <w:rFonts w:ascii="Symbol" w:hAnsi="Symbol" w:hint="default"/>
+      </w:rPr>
+    </w:lvl>
+    <w:lvl w:ilvl="1" w:tplc="580A0003" w:tentative="1">
+      <w:start w:val="1"/>
+      <w:numFmt w:val="bullet"/>
+      <w:lvlText w:val="o"/>
+      <w:lvlJc w:val="left"/>
+      <w:pPr>
+        <w:ind w:left="1440" w:hanging="360"/>
+      </w:pPr>
+      <w:rPr>
+        <w:rFonts w:ascii="Courier New" w:hAnsi="Courier New" w:cs="Courier New" w:hint="default"/>
+      </w:rPr>
+    </w:lvl>
+    <w:lvl w:ilvl="2" w:tplc="580A0005" w:tentative="1">
+      <w:start w:val="1"/>
+      <w:numFmt w:val="bullet"/>
+      <w:lvlText w:val=""/>
+      <w:lvlJc w:val="left"/>
+      <w:pPr>
+        <w:ind w:left="2160" w:hanging="360"/>
+      </w:pPr>
+      <w:rPr>
+        <w:rFonts w:ascii="Wingdings" w:hAnsi="Wingdings" w:hint="default"/>
+      </w:rPr>
+    </w:lvl>
+    <w:lvl w:ilvl="3" w:tplc="580A0001" w:tentative="1">
+      <w:start w:val="1"/>
+      <w:numFmt w:val="bullet"/>
+      <w:lvlText w:val=""/>
+      <w:lvlJc w:val="left"/>
+      <w:pPr>
+        <w:ind w:left="2880" w:hanging="360"/>
+      </w:pPr>
+      <w:rPr>
+        <w:rFonts w:ascii="Symbol" w:hAnsi="Symbol" w:hint="default"/>
+      </w:rPr>
+    </w:lvl>
+    <w:lvl w:ilvl="4" w:tplc="580A0003" w:tentative="1">
+      <w:start w:val="1"/>
+      <w:numFmt w:val="bullet"/>
+      <w:lvlText w:val="o"/>
+      <w:lvlJc w:val="left"/>
+      <w:pPr>
+        <w:ind w:left="3600" w:hanging="360"/>
+      </w:pPr>
+      <w:rPr>
+        <w:rFonts w:ascii="Courier New" w:hAnsi="Courier New" w:cs="Courier New" w:hint="default"/>
+      </w:rPr>
+    </w:lvl>
+    <w:lvl w:ilvl="5" w:tplc="580A0005" w:tentative="1">
+      <w:start w:val="1"/>
+      <w:numFmt w:val="bullet"/>
+      <w:lvlText w:val=""/>
+      <w:lvlJc w:val="left"/>
+      <w:pPr>
+        <w:ind w:left="4320" w:hanging="360"/>
+      </w:pPr>
+      <w:rPr>
+        <w:rFonts w:ascii="Wingdings" w:hAnsi="Wingdings" w:hint="default"/>
+      </w:rPr>
+    </w:lvl>
+    <w:lvl w:ilvl="6" w:tplc="580A0001" w:tentative="1">
+      <w:start w:val="1"/>
+      <w:numFmt w:val="bullet"/>
+      <w:lvlText w:val=""/>
+      <w:lvlJc w:val="left"/>
+      <w:pPr>
+        <w:ind w:left="5040" w:hanging="360"/>
+      </w:pPr>
+      <w:rPr>
+        <w:rFonts w:ascii="Symbol" w:hAnsi="Symbol" w:hint="default"/>
+      </w:rPr>
+    </w:lvl>
+    <w:lvl w:ilvl="7" w:tplc="580A0003" w:tentative="1">
+      <w:start w:val="1"/>
+      <w:numFmt w:val="bullet"/>
+      <w:lvlText w:val="o"/>
+      <w:lvlJc w:val="left"/>
+      <w:pPr>
+        <w:ind w:left="5760" w:hanging="360"/>
+      </w:pPr>
+      <w:rPr>
+        <w:rFonts w:ascii="Courier New" w:hAnsi="Courier New" w:cs="Courier New" w:hint="default"/>
+      </w:rPr>
+    </w:lvl>
+    <w:lvl w:ilvl="8" w:tplc="580A0005" w:tentative="1">
+      <w:start w:val="1"/>
+      <w:numFmt w:val="bullet"/>
+      <w:lvlText w:val=""/>
+      <w:lvlJc w:val="left"/>
+      <w:pPr>
+        <w:ind w:left="6480" w:hanging="360"/>
+      </w:pPr>
+      <w:rPr>
+        <w:rFonts w:ascii="Wingdings" w:hAnsi="Wingdings" w:hint="default"/>
+      </w:rPr>
+    </w:lvl>
+  </w:abstractNum>
+  <w:abstractNum w:abstractNumId="14" w15:restartNumberingAfterBreak="0">
+    <w:nsid w:val="5DDF063D"/>
+    <w:multiLevelType w:val="multilevel"/>
+    <w:tmpl w:val="E64A20F2"/>
+    <w:lvl w:ilvl="0">
+      <w:start w:val="1"/>
+      <w:numFmt w:val="bullet"/>
+      <w:lvlText w:val=""/>
+      <w:lvlJc w:val="left"/>
+      <w:pPr>
+        <w:tabs>
+          <w:tab w:val="num" w:pos="720"/>
+        </w:tabs>
+        <w:ind w:left="720" w:hanging="360"/>
+      </w:pPr>
+      <w:rPr>
+        <w:rFonts w:ascii="Symbol" w:hAnsi="Symbol" w:hint="default"/>
+        <w:sz w:val="20"/>
+      </w:rPr>
+    </w:lvl>
+    <w:lvl w:ilvl="1" w:tentative="1">
+      <w:start w:val="1"/>
+      <w:numFmt w:val="bullet"/>
+      <w:lvlText w:val="o"/>
+      <w:lvlJc w:val="left"/>
+      <w:pPr>
+        <w:tabs>
+          <w:tab w:val="num" w:pos="1440"/>
+        </w:tabs>
+        <w:ind w:left="1440" w:hanging="360"/>
+      </w:pPr>
+      <w:rPr>
+        <w:rFonts w:ascii="Courier New" w:hAnsi="Courier New" w:hint="default"/>
+        <w:sz w:val="20"/>
+      </w:rPr>
+    </w:lvl>
+    <w:lvl w:ilvl="2" w:tentative="1">
+      <w:start w:val="1"/>
+      <w:numFmt w:val="bullet"/>
+      <w:lvlText w:val=""/>
+      <w:lvlJc w:val="left"/>
+      <w:pPr>
+        <w:tabs>
+          <w:tab w:val="num" w:pos="2160"/>
+        </w:tabs>
+        <w:ind w:left="2160" w:hanging="360"/>
+      </w:pPr>
+      <w:rPr>
+        <w:rFonts w:ascii="Wingdings" w:hAnsi="Wingdings" w:hint="default"/>
+        <w:sz w:val="20"/>
+      </w:rPr>
+    </w:lvl>
+    <w:lvl w:ilvl="3" w:tentative="1">
+      <w:start w:val="1"/>
+      <w:numFmt w:val="bullet"/>
+      <w:lvlText w:val=""/>
+      <w:lvlJc w:val="left"/>
+      <w:pPr>
+        <w:tabs>
+          <w:tab w:val="num" w:pos="2880"/>
+        </w:tabs>
+        <w:ind w:left="2880" w:hanging="360"/>
+      </w:pPr>
+      <w:rPr>
+        <w:rFonts w:ascii="Wingdings" w:hAnsi="Wingdings" w:hint="default"/>
+        <w:sz w:val="20"/>
+      </w:rPr>
+    </w:lvl>
+    <w:lvl w:ilvl="4" w:tentative="1">
+      <w:start w:val="1"/>
+      <w:numFmt w:val="bullet"/>
+      <w:lvlText w:val=""/>
+      <w:lvlJc w:val="left"/>
+      <w:pPr>
+        <w:tabs>
+          <w:tab w:val="num" w:pos="3600"/>
+        </w:tabs>
+        <w:ind w:left="3600" w:hanging="360"/>
+      </w:pPr>
+      <w:rPr>
+        <w:rFonts w:ascii="Wingdings" w:hAnsi="Wingdings" w:hint="default"/>
+        <w:sz w:val="20"/>
+      </w:rPr>
+    </w:lvl>
+    <w:lvl w:ilvl="5" w:tentative="1">
+      <w:start w:val="1"/>
+      <w:numFmt w:val="bullet"/>
+      <w:lvlText w:val=""/>
+      <w:lvlJc w:val="left"/>
+      <w:pPr>
+        <w:tabs>
+          <w:tab w:val="num" w:pos="4320"/>
+        </w:tabs>
+        <w:ind w:left="4320" w:hanging="360"/>
+      </w:pPr>
+      <w:rPr>
+        <w:rFonts w:ascii="Wingdings" w:hAnsi="Wingdings" w:hint="default"/>
+        <w:sz w:val="20"/>
+      </w:rPr>
+    </w:lvl>
+    <w:lvl w:ilvl="6" w:tentative="1">
+      <w:start w:val="1"/>
+      <w:numFmt w:val="bullet"/>
+      <w:lvlText w:val=""/>
+      <w:lvlJc w:val="left"/>
+      <w:pPr>
+        <w:tabs>
+          <w:tab w:val="num" w:pos="5040"/>
+        </w:tabs>
+        <w:ind w:left="5040" w:hanging="360"/>
+      </w:pPr>
+      <w:rPr>
+        <w:rFonts w:ascii="Wingdings" w:hAnsi="Wingdings" w:hint="default"/>
+        <w:sz w:val="20"/>
+      </w:rPr>
+    </w:lvl>
+    <w:lvl w:ilvl="7" w:tentative="1">
+      <w:start w:val="1"/>
+      <w:numFmt w:val="bullet"/>
+      <w:lvlText w:val=""/>
+      <w:lvlJc w:val="left"/>
+      <w:pPr>
+        <w:tabs>
+          <w:tab w:val="num" w:pos="5760"/>
+        </w:tabs>
+        <w:ind w:left="5760" w:hanging="360"/>
+      </w:pPr>
+      <w:rPr>
+        <w:rFonts w:ascii="Wingdings" w:hAnsi="Wingdings" w:hint="default"/>
+        <w:sz w:val="20"/>
+      </w:rPr>
+    </w:lvl>
+    <w:lvl w:ilvl="8" w:tentative="1">
+      <w:start w:val="1"/>
+      <w:numFmt w:val="bullet"/>
+      <w:lvlText w:val=""/>
+      <w:lvlJc w:val="left"/>
+      <w:pPr>
+        <w:tabs>
+          <w:tab w:val="num" w:pos="6480"/>
+        </w:tabs>
+        <w:ind w:left="6480" w:hanging="360"/>
+      </w:pPr>
+      <w:rPr>
+        <w:rFonts w:ascii="Wingdings" w:hAnsi="Wingdings" w:hint="default"/>
+        <w:sz w:val="20"/>
+      </w:rPr>
+    </w:lvl>
+  </w:abstractNum>
+  <w:abstractNum w:abstractNumId="15" w15:restartNumberingAfterBreak="0">
+    <w:nsid w:val="67336F3E"/>
+    <w:multiLevelType w:val="multilevel"/>
+    <w:tmpl w:val="D3785D70"/>
+    <w:lvl w:ilvl="0">
+      <w:start w:val="1"/>
+      <w:numFmt w:val="bullet"/>
+      <w:lvlText w:val=""/>
+      <w:lvlJc w:val="left"/>
+      <w:pPr>
+        <w:tabs>
+          <w:tab w:val="num" w:pos="720"/>
+        </w:tabs>
+        <w:ind w:left="720" w:hanging="360"/>
+      </w:pPr>
+      <w:rPr>
+        <w:rFonts w:ascii="Symbol" w:hAnsi="Symbol" w:hint="default"/>
+        <w:sz w:val="20"/>
+      </w:rPr>
+    </w:lvl>
+    <w:lvl w:ilvl="1" w:tentative="1">
+      <w:start w:val="1"/>
+      <w:numFmt w:val="bullet"/>
+      <w:lvlText w:val="o"/>
+      <w:lvlJc w:val="left"/>
+      <w:pPr>
+        <w:tabs>
+          <w:tab w:val="num" w:pos="1440"/>
+        </w:tabs>
+        <w:ind w:left="1440" w:hanging="360"/>
+      </w:pPr>
+      <w:rPr>
+        <w:rFonts w:ascii="Courier New" w:hAnsi="Courier New" w:hint="default"/>
+        <w:sz w:val="20"/>
+      </w:rPr>
+    </w:lvl>
+    <w:lvl w:ilvl="2" w:tentative="1">
+      <w:start w:val="1"/>
+      <w:numFmt w:val="bullet"/>
+      <w:lvlText w:val=""/>
+      <w:lvlJc w:val="left"/>
+      <w:pPr>
+        <w:tabs>
+          <w:tab w:val="num" w:pos="2160"/>
+        </w:tabs>
+        <w:ind w:left="2160" w:hanging="360"/>
+      </w:pPr>
+      <w:rPr>
+        <w:rFonts w:ascii="Wingdings" w:hAnsi="Wingdings" w:hint="default"/>
+        <w:sz w:val="20"/>
+      </w:rPr>
+    </w:lvl>
+    <w:lvl w:ilvl="3" w:tentative="1">
+      <w:start w:val="1"/>
+      <w:numFmt w:val="bullet"/>
+      <w:lvlText w:val=""/>
+      <w:lvlJc w:val="left"/>
+      <w:pPr>
+        <w:tabs>
+          <w:tab w:val="num" w:pos="2880"/>
+        </w:tabs>
+        <w:ind w:left="2880" w:hanging="360"/>
+      </w:pPr>
+      <w:rPr>
+        <w:rFonts w:ascii="Wingdings" w:hAnsi="Wingdings" w:hint="default"/>
+        <w:sz w:val="20"/>
+      </w:rPr>
+    </w:lvl>
+    <w:lvl w:ilvl="4" w:tentative="1">
+      <w:start w:val="1"/>
+      <w:numFmt w:val="bullet"/>
+      <w:lvlText w:val=""/>
+      <w:lvlJc w:val="left"/>
+      <w:pPr>
+        <w:tabs>
+          <w:tab w:val="num" w:pos="3600"/>
+        </w:tabs>
+        <w:ind w:left="3600" w:hanging="360"/>
+      </w:pPr>
+      <w:rPr>
+        <w:rFonts w:ascii="Wingdings" w:hAnsi="Wingdings" w:hint="default"/>
+        <w:sz w:val="20"/>
+      </w:rPr>
+    </w:lvl>
+    <w:lvl w:ilvl="5" w:tentative="1">
+      <w:start w:val="1"/>
+      <w:numFmt w:val="bullet"/>
+      <w:lvlText w:val=""/>
+      <w:lvlJc w:val="left"/>
+      <w:pPr>
+        <w:tabs>
+          <w:tab w:val="num" w:pos="4320"/>
+        </w:tabs>
+        <w:ind w:left="4320" w:hanging="360"/>
+      </w:pPr>
+      <w:rPr>
+        <w:rFonts w:ascii="Wingdings" w:hAnsi="Wingdings" w:hint="default"/>
+        <w:sz w:val="20"/>
+      </w:rPr>
+    </w:lvl>
+    <w:lvl w:ilvl="6" w:tentative="1">
+      <w:start w:val="1"/>
+      <w:numFmt w:val="bullet"/>
+      <w:lvlText w:val=""/>
+      <w:lvlJc w:val="left"/>
+      <w:pPr>
+        <w:tabs>
+          <w:tab w:val="num" w:pos="5040"/>
+        </w:tabs>
+        <w:ind w:left="5040" w:hanging="360"/>
+      </w:pPr>
+      <w:rPr>
+        <w:rFonts w:ascii="Wingdings" w:hAnsi="Wingdings" w:hint="default"/>
+        <w:sz w:val="20"/>
+      </w:rPr>
+    </w:lvl>
+    <w:lvl w:ilvl="7" w:tentative="1">
+      <w:start w:val="1"/>
+      <w:numFmt w:val="bullet"/>
+      <w:lvlText w:val=""/>
+      <w:lvlJc w:val="left"/>
+      <w:pPr>
+        <w:tabs>
+          <w:tab w:val="num" w:pos="5760"/>
+        </w:tabs>
+        <w:ind w:left="5760" w:hanging="360"/>
+      </w:pPr>
+      <w:rPr>
+        <w:rFonts w:ascii="Wingdings" w:hAnsi="Wingdings" w:hint="default"/>
+        <w:sz w:val="20"/>
+      </w:rPr>
+    </w:lvl>
+    <w:lvl w:ilvl="8" w:tentative="1">
+      <w:start w:val="1"/>
+      <w:numFmt w:val="bullet"/>
+      <w:lvlText w:val=""/>
+      <w:lvlJc w:val="left"/>
+      <w:pPr>
+        <w:tabs>
+          <w:tab w:val="num" w:pos="6480"/>
+        </w:tabs>
+        <w:ind w:left="6480" w:hanging="360"/>
+      </w:pPr>
+      <w:rPr>
+        <w:rFonts w:ascii="Wingdings" w:hAnsi="Wingdings" w:hint="default"/>
+        <w:sz w:val="20"/>
+      </w:rPr>
+    </w:lvl>
+  </w:abstractNum>
+  <w:abstractNum w:abstractNumId="16" w15:restartNumberingAfterBreak="0">
+    <w:nsid w:val="6FF67FA2"/>
+    <w:multiLevelType w:val="multilevel"/>
+    <w:tmpl w:val="8D36D58E"/>
+    <w:lvl w:ilvl="0">
+      <w:start w:val="1"/>
+      <w:numFmt w:val="bullet"/>
+      <w:lvlText w:val=""/>
+      <w:lvlJc w:val="left"/>
+      <w:pPr>
+        <w:tabs>
+          <w:tab w:val="num" w:pos="720"/>
+        </w:tabs>
+        <w:ind w:left="720" w:hanging="360"/>
+      </w:pPr>
+      <w:rPr>
+        <w:rFonts w:ascii="Symbol" w:hAnsi="Symbol" w:hint="default"/>
+        <w:sz w:val="20"/>
+      </w:rPr>
+    </w:lvl>
+    <w:lvl w:ilvl="1" w:tentative="1">
+      <w:start w:val="1"/>
+      <w:numFmt w:val="bullet"/>
+      <w:lvlText w:val="o"/>
+      <w:lvlJc w:val="left"/>
+      <w:pPr>
+        <w:tabs>
+          <w:tab w:val="num" w:pos="1440"/>
+        </w:tabs>
+        <w:ind w:left="1440" w:hanging="360"/>
+      </w:pPr>
+      <w:rPr>
+        <w:rFonts w:ascii="Courier New" w:hAnsi="Courier New" w:hint="default"/>
+        <w:sz w:val="20"/>
+      </w:rPr>
+    </w:lvl>
+    <w:lvl w:ilvl="2" w:tentative="1">
+      <w:start w:val="1"/>
+      <w:numFmt w:val="bullet"/>
+      <w:lvlText w:val=""/>
+      <w:lvlJc w:val="left"/>
+      <w:pPr>
+        <w:tabs>
+          <w:tab w:val="num" w:pos="2160"/>
+        </w:tabs>
+        <w:ind w:left="2160" w:hanging="360"/>
+      </w:pPr>
+      <w:rPr>
+        <w:rFonts w:ascii="Wingdings" w:hAnsi="Wingdings" w:hint="default"/>
+        <w:sz w:val="20"/>
+      </w:rPr>
+    </w:lvl>
+    <w:lvl w:ilvl="3" w:tentative="1">
+      <w:start w:val="1"/>
+      <w:numFmt w:val="bullet"/>
+      <w:lvlText w:val=""/>
+      <w:lvlJc w:val="left"/>
+      <w:pPr>
+        <w:tabs>
+          <w:tab w:val="num" w:pos="2880"/>
+        </w:tabs>
+        <w:ind w:left="2880" w:hanging="360"/>
+      </w:pPr>
+      <w:rPr>
+        <w:rFonts w:ascii="Wingdings" w:hAnsi="Wingdings" w:hint="default"/>
+        <w:sz w:val="20"/>
+      </w:rPr>
+    </w:lvl>
+    <w:lvl w:ilvl="4" w:tentative="1">
+      <w:start w:val="1"/>
+      <w:numFmt w:val="bullet"/>
+      <w:lvlText w:val=""/>
+      <w:lvlJc w:val="left"/>
+      <w:pPr>
+        <w:tabs>
+          <w:tab w:val="num" w:pos="3600"/>
+        </w:tabs>
+        <w:ind w:left="3600" w:hanging="360"/>
+      </w:pPr>
+      <w:rPr>
+        <w:rFonts w:ascii="Wingdings" w:hAnsi="Wingdings" w:hint="default"/>
+        <w:sz w:val="20"/>
+      </w:rPr>
+    </w:lvl>
+    <w:lvl w:ilvl="5" w:tentative="1">
+      <w:start w:val="1"/>
+      <w:numFmt w:val="bullet"/>
+      <w:lvlText w:val=""/>
+      <w:lvlJc w:val="left"/>
+      <w:pPr>
+        <w:tabs>
+          <w:tab w:val="num" w:pos="4320"/>
+        </w:tabs>
+        <w:ind w:left="4320" w:hanging="360"/>
+      </w:pPr>
+      <w:rPr>
+        <w:rFonts w:ascii="Wingdings" w:hAnsi="Wingdings" w:hint="default"/>
+        <w:sz w:val="20"/>
+      </w:rPr>
+    </w:lvl>
+    <w:lvl w:ilvl="6" w:tentative="1">
+      <w:start w:val="1"/>
+      <w:numFmt w:val="bullet"/>
+      <w:lvlText w:val=""/>
+      <w:lvlJc w:val="left"/>
+      <w:pPr>
+        <w:tabs>
+          <w:tab w:val="num" w:pos="5040"/>
+        </w:tabs>
+        <w:ind w:left="5040" w:hanging="360"/>
+      </w:pPr>
+      <w:rPr>
+        <w:rFonts w:ascii="Wingdings" w:hAnsi="Wingdings" w:hint="default"/>
+        <w:sz w:val="20"/>
+      </w:rPr>
+    </w:lvl>
+    <w:lvl w:ilvl="7" w:tentative="1">
+      <w:start w:val="1"/>
+      <w:numFmt w:val="bullet"/>
+      <w:lvlText w:val=""/>
+      <w:lvlJc w:val="left"/>
+      <w:pPr>
+        <w:tabs>
+          <w:tab w:val="num" w:pos="5760"/>
+        </w:tabs>
+        <w:ind w:left="5760" w:hanging="360"/>
+      </w:pPr>
+      <w:rPr>
+        <w:rFonts w:ascii="Wingdings" w:hAnsi="Wingdings" w:hint="default"/>
+        <w:sz w:val="20"/>
+      </w:rPr>
+    </w:lvl>
+    <w:lvl w:ilvl="8" w:tentative="1">
+      <w:start w:val="1"/>
+      <w:numFmt w:val="bullet"/>
+      <w:lvlText w:val=""/>
+      <w:lvlJc w:val="left"/>
+      <w:pPr>
+        <w:tabs>
+          <w:tab w:val="num" w:pos="6480"/>
+        </w:tabs>
+        <w:ind w:left="6480" w:hanging="360"/>
+      </w:pPr>
+      <w:rPr>
+        <w:rFonts w:ascii="Wingdings" w:hAnsi="Wingdings" w:hint="default"/>
+        <w:sz w:val="20"/>
+      </w:rPr>
+    </w:lvl>
+  </w:abstractNum>
+  <w:abstractNum w:abstractNumId="17" w15:restartNumberingAfterBreak="0">
+    <w:nsid w:val="71650EC8"/>
+    <w:multiLevelType w:val="multilevel"/>
+    <w:tmpl w:val="9140BA74"/>
+    <w:lvl w:ilvl="0">
+      <w:start w:val="1"/>
+      <w:numFmt w:val="bullet"/>
+      <w:lvlText w:val=""/>
+      <w:lvlJc w:val="left"/>
+      <w:pPr>
+        <w:tabs>
+          <w:tab w:val="num" w:pos="720"/>
+        </w:tabs>
+        <w:ind w:left="720" w:hanging="360"/>
+      </w:pPr>
+      <w:rPr>
+        <w:rFonts w:ascii="Symbol" w:hAnsi="Symbol" w:hint="default"/>
+        <w:sz w:val="20"/>
+      </w:rPr>
+    </w:lvl>
+    <w:lvl w:ilvl="1" w:tentative="1">
+      <w:start w:val="1"/>
+      <w:numFmt w:val="bullet"/>
+      <w:lvlText w:val="o"/>
+      <w:lvlJc w:val="left"/>
+      <w:pPr>
+        <w:tabs>
+          <w:tab w:val="num" w:pos="1440"/>
+        </w:tabs>
+        <w:ind w:left="1440" w:hanging="360"/>
+      </w:pPr>
+      <w:rPr>
+        <w:rFonts w:ascii="Courier New" w:hAnsi="Courier New" w:hint="default"/>
+        <w:sz w:val="20"/>
+      </w:rPr>
+    </w:lvl>
+    <w:lvl w:ilvl="2" w:tentative="1">
+      <w:start w:val="1"/>
+      <w:numFmt w:val="bullet"/>
+      <w:lvlText w:val=""/>
+      <w:lvlJc w:val="left"/>
+      <w:pPr>
+        <w:tabs>
+          <w:tab w:val="num" w:pos="2160"/>
+        </w:tabs>
+        <w:ind w:left="2160" w:hanging="360"/>
+      </w:pPr>
+      <w:rPr>
+        <w:rFonts w:ascii="Wingdings" w:hAnsi="Wingdings" w:hint="default"/>
+        <w:sz w:val="20"/>
+      </w:rPr>
+    </w:lvl>
+    <w:lvl w:ilvl="3" w:tentative="1">
+      <w:start w:val="1"/>
+      <w:numFmt w:val="bullet"/>
+      <w:lvlText w:val=""/>
+      <w:lvlJc w:val="left"/>
+      <w:pPr>
+        <w:tabs>
+          <w:tab w:val="num" w:pos="2880"/>
+        </w:tabs>
+        <w:ind w:left="2880" w:hanging="360"/>
+      </w:pPr>
+      <w:rPr>
+        <w:rFonts w:ascii="Wingdings" w:hAnsi="Wingdings" w:hint="default"/>
+        <w:sz w:val="20"/>
+      </w:rPr>
+    </w:lvl>
+    <w:lvl w:ilvl="4" w:tentative="1">
+      <w:start w:val="1"/>
+      <w:numFmt w:val="bullet"/>
+      <w:lvlText w:val=""/>
+      <w:lvlJc w:val="left"/>
+      <w:pPr>
+        <w:tabs>
+          <w:tab w:val="num" w:pos="3600"/>
+        </w:tabs>
+        <w:ind w:left="3600" w:hanging="360"/>
+      </w:pPr>
+      <w:rPr>
+        <w:rFonts w:ascii="Wingdings" w:hAnsi="Wingdings" w:hint="default"/>
+        <w:sz w:val="20"/>
+      </w:rPr>
+    </w:lvl>
+    <w:lvl w:ilvl="5" w:tentative="1">
+      <w:start w:val="1"/>
+      <w:numFmt w:val="bullet"/>
+      <w:lvlText w:val=""/>
+      <w:lvlJc w:val="left"/>
+      <w:pPr>
+        <w:tabs>
+          <w:tab w:val="num" w:pos="4320"/>
+        </w:tabs>
+        <w:ind w:left="4320" w:hanging="360"/>
+      </w:pPr>
+      <w:rPr>
+        <w:rFonts w:ascii="Wingdings" w:hAnsi="Wingdings" w:hint="default"/>
+        <w:sz w:val="20"/>
+      </w:rPr>
+    </w:lvl>
+    <w:lvl w:ilvl="6" w:tentative="1">
+      <w:start w:val="1"/>
+      <w:numFmt w:val="bullet"/>
+      <w:lvlText w:val=""/>
+      <w:lvlJc w:val="left"/>
+      <w:pPr>
+        <w:tabs>
+          <w:tab w:val="num" w:pos="5040"/>
+        </w:tabs>
+        <w:ind w:left="5040" w:hanging="360"/>
+      </w:pPr>
+      <w:rPr>
+        <w:rFonts w:ascii="Wingdings" w:hAnsi="Wingdings" w:hint="default"/>
+        <w:sz w:val="20"/>
+      </w:rPr>
+    </w:lvl>
+    <w:lvl w:ilvl="7" w:tentative="1">
+      <w:start w:val="1"/>
+      <w:numFmt w:val="bullet"/>
+      <w:lvlText w:val=""/>
+      <w:lvlJc w:val="left"/>
+      <w:pPr>
+        <w:tabs>
+          <w:tab w:val="num" w:pos="5760"/>
+        </w:tabs>
+        <w:ind w:left="5760" w:hanging="360"/>
+      </w:pPr>
+      <w:rPr>
+        <w:rFonts w:ascii="Wingdings" w:hAnsi="Wingdings" w:hint="default"/>
+        <w:sz w:val="20"/>
+      </w:rPr>
+    </w:lvl>
+    <w:lvl w:ilvl="8" w:tentative="1">
+      <w:start w:val="1"/>
+      <w:numFmt w:val="bullet"/>
+      <w:lvlText w:val=""/>
+      <w:lvlJc w:val="left"/>
+      <w:pPr>
+        <w:tabs>
+          <w:tab w:val="num" w:pos="6480"/>
+        </w:tabs>
+        <w:ind w:left="6480" w:hanging="360"/>
+      </w:pPr>
+      <w:rPr>
+        <w:rFonts w:ascii="Wingdings" w:hAnsi="Wingdings" w:hint="default"/>
+        <w:sz w:val="20"/>
+      </w:rPr>
+    </w:lvl>
+  </w:abstractNum>
+  <w:abstractNum w:abstractNumId="18" w15:restartNumberingAfterBreak="0">
+    <w:nsid w:val="7BBA701D"/>
+    <w:multiLevelType w:val="hybridMultilevel"/>
+    <w:tmpl w:val="AD507F88"/>
+    <w:lvl w:ilvl="0" w:tplc="580A0001">
+      <w:start w:val="1"/>
+      <w:numFmt w:val="bullet"/>
+      <w:lvlText w:val=""/>
+      <w:lvlJc w:val="left"/>
+      <w:pPr>
+        <w:ind w:left="720" w:hanging="360"/>
+      </w:pPr>
+      <w:rPr>
+        <w:rFonts w:ascii="Symbol" w:hAnsi="Symbol" w:hint="default"/>
+      </w:rPr>
+    </w:lvl>
+    <w:lvl w:ilvl="1" w:tplc="580A0003" w:tentative="1">
+      <w:start w:val="1"/>
+      <w:numFmt w:val="bullet"/>
+      <w:lvlText w:val="o"/>
+      <w:lvlJc w:val="left"/>
+      <w:pPr>
+        <w:ind w:left="1440" w:hanging="360"/>
+      </w:pPr>
+      <w:rPr>
+        <w:rFonts w:ascii="Courier New" w:hAnsi="Courier New" w:cs="Courier New" w:hint="default"/>
+      </w:rPr>
+    </w:lvl>
+    <w:lvl w:ilvl="2" w:tplc="580A0005" w:tentative="1">
+      <w:start w:val="1"/>
+      <w:numFmt w:val="bullet"/>
+      <w:lvlText w:val=""/>
+      <w:lvlJc w:val="left"/>
+      <w:pPr>
+        <w:ind w:left="2160" w:hanging="360"/>
+      </w:pPr>
+      <w:rPr>
+        <w:rFonts w:ascii="Wingdings" w:hAnsi="Wingdings" w:hint="default"/>
+      </w:rPr>
+    </w:lvl>
+    <w:lvl w:ilvl="3" w:tplc="580A0001" w:tentative="1">
+      <w:start w:val="1"/>
+      <w:numFmt w:val="bullet"/>
+      <w:lvlText w:val=""/>
+      <w:lvlJc w:val="left"/>
+      <w:pPr>
+        <w:ind w:left="2880" w:hanging="360"/>
+      </w:pPr>
+      <w:rPr>
+        <w:rFonts w:ascii="Symbol" w:hAnsi="Symbol" w:hint="default"/>
+      </w:rPr>
+    </w:lvl>
+    <w:lvl w:ilvl="4" w:tplc="580A0003" w:tentative="1">
+      <w:start w:val="1"/>
+      <w:numFmt w:val="bullet"/>
+      <w:lvlText w:val="o"/>
+      <w:lvlJc w:val="left"/>
+      <w:pPr>
+        <w:ind w:left="3600" w:hanging="360"/>
+      </w:pPr>
+      <w:rPr>
+        <w:rFonts w:ascii="Courier New" w:hAnsi="Courier New" w:cs="Courier New" w:hint="default"/>
+      </w:rPr>
+    </w:lvl>
+    <w:lvl w:ilvl="5" w:tplc="580A0005" w:tentative="1">
+      <w:start w:val="1"/>
+      <w:numFmt w:val="bullet"/>
+      <w:lvlText w:val=""/>
+      <w:lvlJc w:val="left"/>
+      <w:pPr>
+        <w:ind w:left="4320" w:hanging="360"/>
+      </w:pPr>
+      <w:rPr>
+        <w:rFonts w:ascii="Wingdings" w:hAnsi="Wingdings" w:hint="default"/>
+      </w:rPr>
+    </w:lvl>
+    <w:lvl w:ilvl="6" w:tplc="580A0001" w:tentative="1">
+      <w:start w:val="1"/>
+      <w:numFmt w:val="bullet"/>
+      <w:lvlText w:val=""/>
+      <w:lvlJc w:val="left"/>
+      <w:pPr>
+        <w:ind w:left="5040" w:hanging="360"/>
+      </w:pPr>
+      <w:rPr>
+        <w:rFonts w:ascii="Symbol" w:hAnsi="Symbol" w:hint="default"/>
+      </w:rPr>
+    </w:lvl>
+    <w:lvl w:ilvl="7" w:tplc="580A0003" w:tentative="1">
+      <w:start w:val="1"/>
+      <w:numFmt w:val="bullet"/>
+      <w:lvlText w:val="o"/>
+      <w:lvlJc w:val="left"/>
+      <w:pPr>
+        <w:ind w:left="5760" w:hanging="360"/>
+      </w:pPr>
+      <w:rPr>
+        <w:rFonts w:ascii="Courier New" w:hAnsi="Courier New" w:cs="Courier New" w:hint="default"/>
+      </w:rPr>
+    </w:lvl>
+    <w:lvl w:ilvl="8" w:tplc="580A0005" w:tentative="1">
+      <w:start w:val="1"/>
+      <w:numFmt w:val="bullet"/>
+      <w:lvlText w:val=""/>
+      <w:lvlJc w:val="left"/>
+      <w:pPr>
+        <w:ind w:left="6480" w:hanging="360"/>
+      </w:pPr>
+      <w:rPr>
+        <w:rFonts w:ascii="Wingdings" w:hAnsi="Wingdings" w:hint="default"/>
       </w:rPr>
     </w:lvl>
   </w:abstractNum>
@@ -379,6 +4440,36 @@
   </w:num>
   <w:num w:numId="9" w16cid:durableId="280234778">
     <w:abstractNumId w:val="0"/>
+  </w:num>
+  <w:num w:numId="10" w16cid:durableId="1438212094">
+    <w:abstractNumId w:val="12"/>
+  </w:num>
+  <w:num w:numId="11" w16cid:durableId="156507787">
+    <w:abstractNumId w:val="15"/>
+  </w:num>
+  <w:num w:numId="12" w16cid:durableId="1266772078">
+    <w:abstractNumId w:val="17"/>
+  </w:num>
+  <w:num w:numId="13" w16cid:durableId="673070173">
+    <w:abstractNumId w:val="9"/>
+  </w:num>
+  <w:num w:numId="14" w16cid:durableId="266548292">
+    <w:abstractNumId w:val="16"/>
+  </w:num>
+  <w:num w:numId="15" w16cid:durableId="943541285">
+    <w:abstractNumId w:val="14"/>
+  </w:num>
+  <w:num w:numId="16" w16cid:durableId="1013074868">
+    <w:abstractNumId w:val="10"/>
+  </w:num>
+  <w:num w:numId="17" w16cid:durableId="1511480514">
+    <w:abstractNumId w:val="13"/>
+  </w:num>
+  <w:num w:numId="18" w16cid:durableId="1809663117">
+    <w:abstractNumId w:val="11"/>
+  </w:num>
+  <w:num w:numId="19" w16cid:durableId="1100446200">
+    <w:abstractNumId w:val="18"/>
   </w:num>
 </w:numbering>
 </file>
@@ -986,7 +5077,6 @@
   <w:style w:type="character" w:default="1" w:styleId="Fuentedeprrafopredeter">
     <w:name w:val="Default Paragraph Font"/>
     <w:uiPriority w:val="1"/>
-    <w:semiHidden/>
     <w:unhideWhenUsed/>
   </w:style>
   <w:style w:type="table" w:default="1" w:styleId="Tablanormal">
@@ -11762,6 +15852,29 @@
         <w:shd w:val="clear" w:color="auto" w:fill="FBCAA2" w:themeFill="accent6" w:themeFillTint="7F"/>
       </w:tcPr>
     </w:tblStylePr>
+  </w:style>
+  <w:style w:type="character" w:styleId="Hipervnculo">
+    <w:name w:val="Hyperlink"/>
+    <w:basedOn w:val="Fuentedeprrafopredeter"/>
+    <w:uiPriority w:val="99"/>
+    <w:unhideWhenUsed/>
+    <w:rsid w:val="00FF10B1"/>
+    <w:rPr>
+      <w:color w:val="0000FF" w:themeColor="hyperlink"/>
+      <w:u w:val="single"/>
+    </w:rPr>
+  </w:style>
+  <w:style w:type="character" w:styleId="Mencinsinresolver">
+    <w:name w:val="Unresolved Mention"/>
+    <w:basedOn w:val="Fuentedeprrafopredeter"/>
+    <w:uiPriority w:val="99"/>
+    <w:semiHidden/>
+    <w:unhideWhenUsed/>
+    <w:rsid w:val="00FF10B1"/>
+    <w:rPr>
+      <w:color w:val="605E5C"/>
+      <w:shd w:val="clear" w:color="auto" w:fill="E1DFDD"/>
+    </w:rPr>
   </w:style>
 </w:styles>
 </file>
